--- a/Documentos Base/Sprint 1 documentacion/Sprint_01_Informe_Pruebas_ICARO V1.docx
+++ b/Documentos Base/Sprint 1 documentacion/Sprint_01_Informe_Pruebas_ICARO V1.docx
@@ -80,7 +80,43 @@
           <w:color w:val="595959"/>
           <w:sz w:val="18"/>
         </w:rPr>
-        <w:t>: 12/05/2026</w:t>
+        <w:t>: 1</w:t>
+      </w:r>
+      <w:r>
+        <w:rPr>
+          <w:rFonts w:ascii="Calibri" w:hAnsi="Calibri"/>
+          <w:i/>
+          <w:color w:val="595959"/>
+          <w:sz w:val="18"/>
+        </w:rPr>
+        <w:t>8</w:t>
+      </w:r>
+      <w:r>
+        <w:rPr>
+          <w:rFonts w:ascii="Calibri" w:hAnsi="Calibri"/>
+          <w:i/>
+          <w:color w:val="595959"/>
+          <w:sz w:val="18"/>
+        </w:rPr>
+        <w:t>/0</w:t>
+      </w:r>
+      <w:r>
+        <w:rPr>
+          <w:rFonts w:ascii="Calibri" w:hAnsi="Calibri"/>
+          <w:i/>
+          <w:color w:val="595959"/>
+          <w:sz w:val="18"/>
+        </w:rPr>
+        <w:t>4</w:t>
+      </w:r>
+      <w:r>
+        <w:rPr>
+          <w:rFonts w:ascii="Calibri" w:hAnsi="Calibri"/>
+          <w:i/>
+          <w:color w:val="595959"/>
+          <w:sz w:val="18"/>
+        </w:rPr>
+        <w:t>/2026</w:t>
       </w:r>
     </w:p>
     <w:p>
@@ -276,7 +312,39 @@
                 <w:color w:val="000000"/>
                 <w:szCs w:val="28"/>
               </w:rPr>
-              <w:t>12/05/2026</w:t>
+              <w:t>1</w:t>
+            </w:r>
+            <w:r>
+              <w:rPr>
+                <w:rFonts w:ascii="Calibri" w:hAnsi="Calibri"/>
+                <w:color w:val="000000"/>
+                <w:szCs w:val="28"/>
+              </w:rPr>
+              <w:t>8</w:t>
+            </w:r>
+            <w:r>
+              <w:rPr>
+                <w:rFonts w:ascii="Calibri" w:hAnsi="Calibri"/>
+                <w:color w:val="000000"/>
+                <w:szCs w:val="28"/>
+              </w:rPr>
+              <w:t>/0</w:t>
+            </w:r>
+            <w:r>
+              <w:rPr>
+                <w:rFonts w:ascii="Calibri" w:hAnsi="Calibri"/>
+                <w:color w:val="000000"/>
+                <w:szCs w:val="28"/>
+              </w:rPr>
+              <w:t>4</w:t>
+            </w:r>
+            <w:r>
+              <w:rPr>
+                <w:rFonts w:ascii="Calibri" w:hAnsi="Calibri"/>
+                <w:color w:val="000000"/>
+                <w:szCs w:val="28"/>
+              </w:rPr>
+              <w:t>/2026</w:t>
             </w:r>
           </w:p>
         </w:tc>
@@ -2340,7 +2408,6 @@
               <w:rPr>
                 <w:rFonts w:ascii="Calibri" w:hAnsi="Calibri"/>
                 <w:b/>
-                <w:color w:val="1F3864"/>
                 <w:szCs w:val="28"/>
               </w:rPr>
               <w:t>Módulos/funcionalidades probadas</w:t>
@@ -2389,7 +2456,6 @@
               <w:rPr>
                 <w:rFonts w:ascii="Calibri" w:hAnsi="Calibri"/>
                 <w:b/>
-                <w:color w:val="1F3864"/>
                 <w:szCs w:val="28"/>
               </w:rPr>
               <w:t>Módulos excluidos (fuera de alcance)</w:t>
@@ -2438,7 +2504,6 @@
               <w:rPr>
                 <w:rFonts w:ascii="Calibri" w:hAnsi="Calibri"/>
                 <w:b/>
-                <w:color w:val="1F3864"/>
                 <w:szCs w:val="28"/>
               </w:rPr>
               <w:t>Tipos de prueba ejecutados</w:t>
@@ -2487,7 +2552,6 @@
               <w:rPr>
                 <w:rFonts w:ascii="Calibri" w:hAnsi="Calibri"/>
                 <w:b/>
-                <w:color w:val="1F3864"/>
                 <w:szCs w:val="28"/>
               </w:rPr>
               <w:t>Entorno de pruebas</w:t>
@@ -2536,7 +2600,6 @@
               <w:rPr>
                 <w:rFonts w:ascii="Calibri" w:hAnsi="Calibri"/>
                 <w:b/>
-                <w:color w:val="1F3864"/>
                 <w:szCs w:val="28"/>
               </w:rPr>
               <w:t>Herramientas utilizadas</w:t>
@@ -2585,9 +2648,9 @@
         <w:gridCol w:w="1045"/>
         <w:gridCol w:w="1043"/>
         <w:gridCol w:w="986"/>
-        <w:gridCol w:w="1070"/>
+        <w:gridCol w:w="1069"/>
         <w:gridCol w:w="1857"/>
-        <w:gridCol w:w="884"/>
+        <w:gridCol w:w="885"/>
         <w:gridCol w:w="987"/>
         <w:gridCol w:w="596"/>
         <w:gridCol w:w="1014"/>
@@ -2606,8 +2669,8 @@
             <w:pPr>
               <w:jc w:val="center"/>
               <w:rPr>
-                <w:sz w:val="18"/>
-                <w:szCs w:val="24"/>
+                <w:sz w:val="14"/>
+                <w:szCs w:val="14"/>
               </w:rPr>
             </w:pPr>
             <w:r>
@@ -2615,8 +2678,8 @@
                 <w:rFonts w:ascii="Calibri" w:hAnsi="Calibri"/>
                 <w:b/>
                 <w:color w:val="FFFFFF"/>
-                <w:sz w:val="18"/>
-                <w:szCs w:val="24"/>
+                <w:sz w:val="14"/>
+                <w:szCs w:val="14"/>
               </w:rPr>
               <w:t>ID, CP</w:t>
             </w:r>
@@ -2632,8 +2695,8 @@
             <w:pPr>
               <w:jc w:val="center"/>
               <w:rPr>
-                <w:sz w:val="18"/>
-                <w:szCs w:val="24"/>
+                <w:sz w:val="14"/>
+                <w:szCs w:val="14"/>
               </w:rPr>
             </w:pPr>
             <w:r>
@@ -2641,8 +2704,8 @@
                 <w:rFonts w:ascii="Calibri" w:hAnsi="Calibri"/>
                 <w:b/>
                 <w:color w:val="FFFFFF"/>
-                <w:sz w:val="18"/>
-                <w:szCs w:val="24"/>
+                <w:sz w:val="14"/>
+                <w:szCs w:val="14"/>
               </w:rPr>
               <w:t>Módulo</w:t>
             </w:r>
@@ -2658,8 +2721,8 @@
             <w:pPr>
               <w:jc w:val="center"/>
               <w:rPr>
-                <w:sz w:val="18"/>
-                <w:szCs w:val="24"/>
+                <w:sz w:val="14"/>
+                <w:szCs w:val="14"/>
               </w:rPr>
             </w:pPr>
             <w:r>
@@ -2667,8 +2730,8 @@
                 <w:rFonts w:ascii="Calibri" w:hAnsi="Calibri"/>
                 <w:b/>
                 <w:color w:val="FFFFFF"/>
-                <w:sz w:val="18"/>
-                <w:szCs w:val="24"/>
+                <w:sz w:val="14"/>
+                <w:szCs w:val="14"/>
               </w:rPr>
               <w:t>Descripción</w:t>
             </w:r>
@@ -2684,8 +2747,8 @@
             <w:pPr>
               <w:jc w:val="center"/>
               <w:rPr>
-                <w:sz w:val="18"/>
-                <w:szCs w:val="24"/>
+                <w:sz w:val="14"/>
+                <w:szCs w:val="14"/>
               </w:rPr>
             </w:pPr>
             <w:r>
@@ -2693,8 +2756,8 @@
                 <w:rFonts w:ascii="Calibri" w:hAnsi="Calibri"/>
                 <w:b/>
                 <w:color w:val="FFFFFF"/>
-                <w:sz w:val="18"/>
-                <w:szCs w:val="24"/>
+                <w:sz w:val="14"/>
+                <w:szCs w:val="14"/>
               </w:rPr>
               <w:t>Tipo</w:t>
             </w:r>
@@ -2710,8 +2773,8 @@
             <w:pPr>
               <w:jc w:val="center"/>
               <w:rPr>
-                <w:sz w:val="18"/>
-                <w:szCs w:val="24"/>
+                <w:sz w:val="14"/>
+                <w:szCs w:val="14"/>
               </w:rPr>
             </w:pPr>
             <w:r>
@@ -2719,8 +2782,8 @@
                 <w:rFonts w:ascii="Calibri" w:hAnsi="Calibri"/>
                 <w:b/>
                 <w:color w:val="FFFFFF"/>
-                <w:sz w:val="18"/>
-                <w:szCs w:val="24"/>
+                <w:sz w:val="14"/>
+                <w:szCs w:val="14"/>
               </w:rPr>
               <w:t>Precondiciones</w:t>
             </w:r>
@@ -2736,8 +2799,8 @@
             <w:pPr>
               <w:jc w:val="center"/>
               <w:rPr>
-                <w:sz w:val="18"/>
-                <w:szCs w:val="24"/>
+                <w:sz w:val="14"/>
+                <w:szCs w:val="14"/>
               </w:rPr>
             </w:pPr>
             <w:r>
@@ -2745,8 +2808,8 @@
                 <w:rFonts w:ascii="Calibri" w:hAnsi="Calibri"/>
                 <w:b/>
                 <w:color w:val="FFFFFF"/>
-                <w:sz w:val="18"/>
-                <w:szCs w:val="24"/>
+                <w:sz w:val="14"/>
+                <w:szCs w:val="14"/>
               </w:rPr>
               <w:t>Pasos</w:t>
             </w:r>
@@ -2762,8 +2825,8 @@
             <w:pPr>
               <w:jc w:val="center"/>
               <w:rPr>
-                <w:sz w:val="18"/>
-                <w:szCs w:val="24"/>
+                <w:sz w:val="14"/>
+                <w:szCs w:val="14"/>
               </w:rPr>
             </w:pPr>
             <w:r>
@@ -2771,8 +2834,8 @@
                 <w:rFonts w:ascii="Calibri" w:hAnsi="Calibri"/>
                 <w:b/>
                 <w:color w:val="FFFFFF"/>
-                <w:sz w:val="18"/>
-                <w:szCs w:val="24"/>
+                <w:sz w:val="14"/>
+                <w:szCs w:val="14"/>
               </w:rPr>
               <w:t>Resultado</w:t>
             </w:r>
@@ -2781,8 +2844,8 @@
                 <w:rFonts w:ascii="Calibri" w:hAnsi="Calibri"/>
                 <w:b/>
                 <w:color w:val="FFFFFF"/>
-                <w:sz w:val="18"/>
-                <w:szCs w:val="24"/>
+                <w:sz w:val="14"/>
+                <w:szCs w:val="14"/>
               </w:rPr>
               <w:br/>
               <w:t>Esperado</w:t>
@@ -2799,8 +2862,8 @@
             <w:pPr>
               <w:jc w:val="center"/>
               <w:rPr>
-                <w:sz w:val="18"/>
-                <w:szCs w:val="24"/>
+                <w:sz w:val="14"/>
+                <w:szCs w:val="14"/>
               </w:rPr>
             </w:pPr>
             <w:r>
@@ -2808,8 +2871,8 @@
                 <w:rFonts w:ascii="Calibri" w:hAnsi="Calibri"/>
                 <w:b/>
                 <w:color w:val="FFFFFF"/>
-                <w:sz w:val="18"/>
-                <w:szCs w:val="24"/>
+                <w:sz w:val="14"/>
+                <w:szCs w:val="14"/>
               </w:rPr>
               <w:t>Resultado</w:t>
             </w:r>
@@ -2818,8 +2881,8 @@
                 <w:rFonts w:ascii="Calibri" w:hAnsi="Calibri"/>
                 <w:b/>
                 <w:color w:val="FFFFFF"/>
-                <w:sz w:val="18"/>
-                <w:szCs w:val="24"/>
+                <w:sz w:val="14"/>
+                <w:szCs w:val="14"/>
               </w:rPr>
               <w:br/>
               <w:t>Obtenido</w:t>
@@ -2836,8 +2899,8 @@
             <w:pPr>
               <w:jc w:val="center"/>
               <w:rPr>
-                <w:sz w:val="18"/>
-                <w:szCs w:val="24"/>
+                <w:sz w:val="14"/>
+                <w:szCs w:val="14"/>
               </w:rPr>
             </w:pPr>
             <w:r>
@@ -2845,8 +2908,8 @@
                 <w:rFonts w:ascii="Calibri" w:hAnsi="Calibri"/>
                 <w:b/>
                 <w:color w:val="FFFFFF"/>
-                <w:sz w:val="18"/>
-                <w:szCs w:val="24"/>
+                <w:sz w:val="14"/>
+                <w:szCs w:val="14"/>
               </w:rPr>
               <w:t>Estado</w:t>
             </w:r>
@@ -2862,8 +2925,8 @@
             <w:pPr>
               <w:jc w:val="center"/>
               <w:rPr>
-                <w:sz w:val="18"/>
-                <w:szCs w:val="24"/>
+                <w:sz w:val="14"/>
+                <w:szCs w:val="14"/>
               </w:rPr>
             </w:pPr>
             <w:r>
@@ -2871,8 +2934,8 @@
                 <w:rFonts w:ascii="Calibri" w:hAnsi="Calibri"/>
                 <w:b/>
                 <w:color w:val="FFFFFF"/>
-                <w:sz w:val="18"/>
-                <w:szCs w:val="24"/>
+                <w:sz w:val="14"/>
+                <w:szCs w:val="14"/>
               </w:rPr>
               <w:t>Evidencia</w:t>
             </w:r>
@@ -2893,16 +2956,16 @@
             <w:pPr>
               <w:jc w:val="center"/>
               <w:rPr>
-                <w:sz w:val="18"/>
-                <w:szCs w:val="24"/>
-              </w:rPr>
-            </w:pPr>
-            <w:r>
-              <w:rPr>
-                <w:rFonts w:ascii="Calibri" w:hAnsi="Calibri"/>
-                <w:color w:val="000000"/>
-                <w:sz w:val="18"/>
-                <w:szCs w:val="24"/>
+                <w:sz w:val="14"/>
+                <w:szCs w:val="14"/>
+              </w:rPr>
+            </w:pPr>
+            <w:r>
+              <w:rPr>
+                <w:rFonts w:ascii="Calibri" w:hAnsi="Calibri"/>
+                <w:color w:val="000000"/>
+                <w:sz w:val="14"/>
+                <w:szCs w:val="14"/>
               </w:rPr>
               <w:t>CP-001</w:t>
             </w:r>
@@ -2917,16 +2980,16 @@
           <w:p>
             <w:pPr>
               <w:rPr>
-                <w:sz w:val="18"/>
-                <w:szCs w:val="24"/>
-              </w:rPr>
-            </w:pPr>
-            <w:r>
-              <w:rPr>
-                <w:rFonts w:ascii="Calibri" w:hAnsi="Calibri"/>
-                <w:color w:val="000000"/>
-                <w:sz w:val="18"/>
-                <w:szCs w:val="24"/>
+                <w:sz w:val="14"/>
+                <w:szCs w:val="14"/>
+              </w:rPr>
+            </w:pPr>
+            <w:r>
+              <w:rPr>
+                <w:rFonts w:ascii="Calibri" w:hAnsi="Calibri"/>
+                <w:color w:val="000000"/>
+                <w:sz w:val="14"/>
+                <w:szCs w:val="14"/>
               </w:rPr>
               <w:t>Autenticación</w:t>
             </w:r>
@@ -2941,16 +3004,16 @@
           <w:p>
             <w:pPr>
               <w:rPr>
-                <w:sz w:val="18"/>
-                <w:szCs w:val="24"/>
-              </w:rPr>
-            </w:pPr>
-            <w:r>
-              <w:rPr>
-                <w:rFonts w:ascii="Calibri" w:hAnsi="Calibri"/>
-                <w:color w:val="000000"/>
-                <w:sz w:val="18"/>
-                <w:szCs w:val="24"/>
+                <w:sz w:val="14"/>
+                <w:szCs w:val="14"/>
+              </w:rPr>
+            </w:pPr>
+            <w:r>
+              <w:rPr>
+                <w:rFonts w:ascii="Calibri" w:hAnsi="Calibri"/>
+                <w:color w:val="000000"/>
+                <w:sz w:val="14"/>
+                <w:szCs w:val="14"/>
               </w:rPr>
               <w:t>Acceso a ruta protegida (/auth/me) sin token</w:t>
             </w:r>
@@ -2966,16 +3029,16 @@
             <w:pPr>
               <w:jc w:val="center"/>
               <w:rPr>
-                <w:sz w:val="18"/>
-                <w:szCs w:val="24"/>
-              </w:rPr>
-            </w:pPr>
-            <w:r>
-              <w:rPr>
-                <w:rFonts w:ascii="Calibri" w:hAnsi="Calibri"/>
-                <w:color w:val="000000"/>
-                <w:sz w:val="18"/>
-                <w:szCs w:val="24"/>
+                <w:sz w:val="14"/>
+                <w:szCs w:val="14"/>
+              </w:rPr>
+            </w:pPr>
+            <w:r>
+              <w:rPr>
+                <w:rFonts w:ascii="Calibri" w:hAnsi="Calibri"/>
+                <w:color w:val="000000"/>
+                <w:sz w:val="14"/>
+                <w:szCs w:val="14"/>
               </w:rPr>
               <w:t>Automatizada</w:t>
             </w:r>
@@ -2990,16 +3053,16 @@
           <w:p>
             <w:pPr>
               <w:rPr>
-                <w:sz w:val="18"/>
-                <w:szCs w:val="24"/>
-              </w:rPr>
-            </w:pPr>
-            <w:r>
-              <w:rPr>
-                <w:rFonts w:ascii="Calibri" w:hAnsi="Calibri"/>
-                <w:color w:val="000000"/>
-                <w:sz w:val="18"/>
-                <w:szCs w:val="24"/>
+                <w:sz w:val="14"/>
+                <w:szCs w:val="14"/>
+              </w:rPr>
+            </w:pPr>
+            <w:r>
+              <w:rPr>
+                <w:rFonts w:ascii="Calibri" w:hAnsi="Calibri"/>
+                <w:color w:val="000000"/>
+                <w:sz w:val="14"/>
+                <w:szCs w:val="14"/>
               </w:rPr>
               <w:t>Servidor levantado. Sin cabecera Authorization.</w:t>
             </w:r>
@@ -3014,16 +3077,16 @@
           <w:p>
             <w:pPr>
               <w:rPr>
-                <w:sz w:val="18"/>
-                <w:szCs w:val="24"/>
-              </w:rPr>
-            </w:pPr>
-            <w:r>
-              <w:rPr>
-                <w:rFonts w:ascii="Calibri" w:hAnsi="Calibri"/>
-                <w:color w:val="000000"/>
-                <w:sz w:val="18"/>
-                <w:szCs w:val="24"/>
+                <w:sz w:val="14"/>
+                <w:szCs w:val="14"/>
+              </w:rPr>
+            </w:pPr>
+            <w:r>
+              <w:rPr>
+                <w:rFonts w:ascii="Calibri" w:hAnsi="Calibri"/>
+                <w:color w:val="000000"/>
+                <w:sz w:val="14"/>
+                <w:szCs w:val="14"/>
               </w:rPr>
               <w:t>GET /api/v1/auth/me sin cabecera Authorization.</w:t>
             </w:r>
@@ -3038,16 +3101,16 @@
           <w:p>
             <w:pPr>
               <w:rPr>
-                <w:sz w:val="18"/>
-                <w:szCs w:val="24"/>
-              </w:rPr>
-            </w:pPr>
-            <w:r>
-              <w:rPr>
-                <w:rFonts w:ascii="Calibri" w:hAnsi="Calibri"/>
-                <w:color w:val="000000"/>
-                <w:sz w:val="18"/>
-                <w:szCs w:val="24"/>
+                <w:sz w:val="14"/>
+                <w:szCs w:val="14"/>
+              </w:rPr>
+            </w:pPr>
+            <w:r>
+              <w:rPr>
+                <w:rFonts w:ascii="Calibri" w:hAnsi="Calibri"/>
+                <w:color w:val="000000"/>
+                <w:sz w:val="14"/>
+                <w:szCs w:val="14"/>
               </w:rPr>
               <w:t>HTTP 401 con campo 'error' en body.</w:t>
             </w:r>
@@ -3056,22 +3119,22 @@
         <w:tc>
           <w:tcPr>
             <w:tcW w:w="987" w:type="dxa"/>
-            <w:shd w:val="clear" w:color="auto" w:fill="F2F2F2"/>
-            <w:vAlign w:val="center"/>
-          </w:tcPr>
-          <w:p>
-            <w:pPr>
-              <w:rPr>
-                <w:sz w:val="18"/>
-                <w:szCs w:val="24"/>
-              </w:rPr>
-            </w:pPr>
-            <w:r>
-              <w:rPr>
-                <w:rFonts w:ascii="Calibri" w:hAnsi="Calibri"/>
-                <w:color w:val="000000"/>
-                <w:sz w:val="18"/>
-                <w:szCs w:val="24"/>
+            <w:shd w:val="clear" w:color="auto" w:fill="E2EFDA"/>
+            <w:vAlign w:val="center"/>
+          </w:tcPr>
+          <w:p>
+            <w:pPr>
+              <w:rPr>
+                <w:sz w:val="14"/>
+                <w:szCs w:val="14"/>
+              </w:rPr>
+            </w:pPr>
+            <w:r>
+              <w:rPr>
+                <w:rFonts w:ascii="Calibri" w:hAnsi="Calibri"/>
+                <w:color w:val="000000"/>
+                <w:sz w:val="14"/>
+                <w:szCs w:val="14"/>
               </w:rPr>
               <w:t>HTTP 401 – { error: 'Acceso Denegado. Token no proveído...' }</w:t>
             </w:r>
@@ -3087,16 +3150,16 @@
             <w:pPr>
               <w:jc w:val="center"/>
               <w:rPr>
-                <w:sz w:val="18"/>
-                <w:szCs w:val="24"/>
-              </w:rPr>
-            </w:pPr>
-            <w:r>
-              <w:rPr>
-                <w:rFonts w:ascii="Calibri" w:hAnsi="Calibri"/>
-                <w:color w:val="000000"/>
-                <w:sz w:val="18"/>
-                <w:szCs w:val="24"/>
+                <w:sz w:val="14"/>
+                <w:szCs w:val="14"/>
+              </w:rPr>
+            </w:pPr>
+            <w:r>
+              <w:rPr>
+                <w:rFonts w:ascii="Calibri" w:hAnsi="Calibri"/>
+                <w:color w:val="000000"/>
+                <w:sz w:val="14"/>
+                <w:szCs w:val="14"/>
               </w:rPr>
               <w:t>PASS</w:t>
             </w:r>
@@ -3105,22 +3168,22 @@
         <w:tc>
           <w:tcPr>
             <w:tcW w:w="1014" w:type="dxa"/>
-            <w:shd w:val="clear" w:color="auto" w:fill="F2F2F2"/>
-            <w:vAlign w:val="center"/>
-          </w:tcPr>
-          <w:p>
-            <w:pPr>
-              <w:rPr>
-                <w:sz w:val="18"/>
-                <w:szCs w:val="24"/>
-              </w:rPr>
-            </w:pPr>
-            <w:r>
-              <w:rPr>
-                <w:rFonts w:ascii="Calibri" w:hAnsi="Calibri"/>
-                <w:color w:val="000000"/>
-                <w:sz w:val="18"/>
-                <w:szCs w:val="24"/>
+            <w:shd w:val="clear" w:color="auto" w:fill="E2EFDA"/>
+            <w:vAlign w:val="center"/>
+          </w:tcPr>
+          <w:p>
+            <w:pPr>
+              <w:rPr>
+                <w:sz w:val="14"/>
+                <w:szCs w:val="14"/>
+              </w:rPr>
+            </w:pPr>
+            <w:r>
+              <w:rPr>
+                <w:rFonts w:ascii="Calibri" w:hAnsi="Calibri"/>
+                <w:color w:val="000000"/>
+                <w:sz w:val="14"/>
+                <w:szCs w:val="14"/>
               </w:rPr>
               <w:t>security.test.js – Test 1</w:t>
             </w:r>
@@ -3141,16 +3204,16 @@
             <w:pPr>
               <w:jc w:val="center"/>
               <w:rPr>
-                <w:sz w:val="18"/>
-                <w:szCs w:val="24"/>
-              </w:rPr>
-            </w:pPr>
-            <w:r>
-              <w:rPr>
-                <w:rFonts w:ascii="Calibri" w:hAnsi="Calibri"/>
-                <w:color w:val="000000"/>
-                <w:sz w:val="18"/>
-                <w:szCs w:val="24"/>
+                <w:sz w:val="14"/>
+                <w:szCs w:val="14"/>
+              </w:rPr>
+            </w:pPr>
+            <w:r>
+              <w:rPr>
+                <w:rFonts w:ascii="Calibri" w:hAnsi="Calibri"/>
+                <w:color w:val="000000"/>
+                <w:sz w:val="14"/>
+                <w:szCs w:val="14"/>
               </w:rPr>
               <w:t>CP-002</w:t>
             </w:r>
@@ -3165,16 +3228,16 @@
           <w:p>
             <w:pPr>
               <w:rPr>
-                <w:sz w:val="18"/>
-                <w:szCs w:val="24"/>
-              </w:rPr>
-            </w:pPr>
-            <w:r>
-              <w:rPr>
-                <w:rFonts w:ascii="Calibri" w:hAnsi="Calibri"/>
-                <w:color w:val="000000"/>
-                <w:sz w:val="18"/>
-                <w:szCs w:val="24"/>
+                <w:sz w:val="14"/>
+                <w:szCs w:val="14"/>
+              </w:rPr>
+            </w:pPr>
+            <w:r>
+              <w:rPr>
+                <w:rFonts w:ascii="Calibri" w:hAnsi="Calibri"/>
+                <w:color w:val="000000"/>
+                <w:sz w:val="14"/>
+                <w:szCs w:val="14"/>
               </w:rPr>
               <w:t>Autenticación</w:t>
             </w:r>
@@ -3189,16 +3252,16 @@
           <w:p>
             <w:pPr>
               <w:rPr>
-                <w:sz w:val="18"/>
-                <w:szCs w:val="24"/>
-              </w:rPr>
-            </w:pPr>
-            <w:r>
-              <w:rPr>
-                <w:rFonts w:ascii="Calibri" w:hAnsi="Calibri"/>
-                <w:color w:val="000000"/>
-                <w:sz w:val="18"/>
-                <w:szCs w:val="24"/>
+                <w:sz w:val="14"/>
+                <w:szCs w:val="14"/>
+              </w:rPr>
+            </w:pPr>
+            <w:r>
+              <w:rPr>
+                <w:rFonts w:ascii="Calibri" w:hAnsi="Calibri"/>
+                <w:color w:val="000000"/>
+                <w:sz w:val="14"/>
+                <w:szCs w:val="14"/>
               </w:rPr>
               <w:t>Token con formato inválido: sin prefijo 'Bearer '</w:t>
             </w:r>
@@ -3214,16 +3277,16 @@
             <w:pPr>
               <w:jc w:val="center"/>
               <w:rPr>
-                <w:sz w:val="18"/>
-                <w:szCs w:val="24"/>
-              </w:rPr>
-            </w:pPr>
-            <w:r>
-              <w:rPr>
-                <w:rFonts w:ascii="Calibri" w:hAnsi="Calibri"/>
-                <w:color w:val="000000"/>
-                <w:sz w:val="18"/>
-                <w:szCs w:val="24"/>
+                <w:sz w:val="14"/>
+                <w:szCs w:val="14"/>
+              </w:rPr>
+            </w:pPr>
+            <w:r>
+              <w:rPr>
+                <w:rFonts w:ascii="Calibri" w:hAnsi="Calibri"/>
+                <w:color w:val="000000"/>
+                <w:sz w:val="14"/>
+                <w:szCs w:val="14"/>
               </w:rPr>
               <w:t>Automatizada</w:t>
             </w:r>
@@ -3238,16 +3301,16 @@
           <w:p>
             <w:pPr>
               <w:rPr>
-                <w:sz w:val="18"/>
-                <w:szCs w:val="24"/>
-              </w:rPr>
-            </w:pPr>
-            <w:r>
-              <w:rPr>
-                <w:rFonts w:ascii="Calibri" w:hAnsi="Calibri"/>
-                <w:color w:val="000000"/>
-                <w:sz w:val="18"/>
-                <w:szCs w:val="24"/>
+                <w:sz w:val="14"/>
+                <w:szCs w:val="14"/>
+              </w:rPr>
+            </w:pPr>
+            <w:r>
+              <w:rPr>
+                <w:rFonts w:ascii="Calibri" w:hAnsi="Calibri"/>
+                <w:color w:val="000000"/>
+                <w:sz w:val="14"/>
+                <w:szCs w:val="14"/>
               </w:rPr>
               <w:t>Servidor levantado. Token JWT generado sin prefijo Bearer.</w:t>
             </w:r>
@@ -3262,16 +3325,16 @@
           <w:p>
             <w:pPr>
               <w:rPr>
-                <w:sz w:val="18"/>
-                <w:szCs w:val="24"/>
-              </w:rPr>
-            </w:pPr>
-            <w:r>
-              <w:rPr>
-                <w:rFonts w:ascii="Calibri" w:hAnsi="Calibri"/>
-                <w:color w:val="000000"/>
-                <w:sz w:val="18"/>
-                <w:szCs w:val="24"/>
+                <w:sz w:val="14"/>
+                <w:szCs w:val="14"/>
+              </w:rPr>
+            </w:pPr>
+            <w:r>
+              <w:rPr>
+                <w:rFonts w:ascii="Calibri" w:hAnsi="Calibri"/>
+                <w:color w:val="000000"/>
+                <w:sz w:val="14"/>
+                <w:szCs w:val="14"/>
               </w:rPr>
               <w:t>GET /api/v1/auth/me con Authorization: &lt;token_sin_bearer&gt;.</w:t>
             </w:r>
@@ -3286,16 +3349,16 @@
           <w:p>
             <w:pPr>
               <w:rPr>
-                <w:sz w:val="18"/>
-                <w:szCs w:val="24"/>
-              </w:rPr>
-            </w:pPr>
-            <w:r>
-              <w:rPr>
-                <w:rFonts w:ascii="Calibri" w:hAnsi="Calibri"/>
-                <w:color w:val="000000"/>
-                <w:sz w:val="18"/>
-                <w:szCs w:val="24"/>
+                <w:sz w:val="14"/>
+                <w:szCs w:val="14"/>
+              </w:rPr>
+            </w:pPr>
+            <w:r>
+              <w:rPr>
+                <w:rFonts w:ascii="Calibri" w:hAnsi="Calibri"/>
+                <w:color w:val="000000"/>
+                <w:sz w:val="14"/>
+                <w:szCs w:val="14"/>
               </w:rPr>
               <w:t>HTTP 401 con mensaje que indica formato.</w:t>
             </w:r>
@@ -3304,22 +3367,22 @@
         <w:tc>
           <w:tcPr>
             <w:tcW w:w="987" w:type="dxa"/>
-            <w:shd w:val="clear" w:color="auto" w:fill="FFFFFF"/>
-            <w:vAlign w:val="center"/>
-          </w:tcPr>
-          <w:p>
-            <w:pPr>
-              <w:rPr>
-                <w:sz w:val="18"/>
-                <w:szCs w:val="24"/>
-              </w:rPr>
-            </w:pPr>
-            <w:r>
-              <w:rPr>
-                <w:rFonts w:ascii="Calibri" w:hAnsi="Calibri"/>
-                <w:color w:val="000000"/>
-                <w:sz w:val="18"/>
-                <w:szCs w:val="24"/>
+            <w:shd w:val="clear" w:color="auto" w:fill="E2EFDA"/>
+            <w:vAlign w:val="center"/>
+          </w:tcPr>
+          <w:p>
+            <w:pPr>
+              <w:rPr>
+                <w:sz w:val="14"/>
+                <w:szCs w:val="14"/>
+              </w:rPr>
+            </w:pPr>
+            <w:r>
+              <w:rPr>
+                <w:rFonts w:ascii="Calibri" w:hAnsi="Calibri"/>
+                <w:color w:val="000000"/>
+                <w:sz w:val="14"/>
+                <w:szCs w:val="14"/>
               </w:rPr>
               <w:t>HTTP 401 – { error: '...formato inválido...' }</w:t>
             </w:r>
@@ -3335,16 +3398,16 @@
             <w:pPr>
               <w:jc w:val="center"/>
               <w:rPr>
-                <w:sz w:val="18"/>
-                <w:szCs w:val="24"/>
-              </w:rPr>
-            </w:pPr>
-            <w:r>
-              <w:rPr>
-                <w:rFonts w:ascii="Calibri" w:hAnsi="Calibri"/>
-                <w:color w:val="000000"/>
-                <w:sz w:val="18"/>
-                <w:szCs w:val="24"/>
+                <w:sz w:val="14"/>
+                <w:szCs w:val="14"/>
+              </w:rPr>
+            </w:pPr>
+            <w:r>
+              <w:rPr>
+                <w:rFonts w:ascii="Calibri" w:hAnsi="Calibri"/>
+                <w:color w:val="000000"/>
+                <w:sz w:val="14"/>
+                <w:szCs w:val="14"/>
               </w:rPr>
               <w:t>PASS</w:t>
             </w:r>
@@ -3353,22 +3416,22 @@
         <w:tc>
           <w:tcPr>
             <w:tcW w:w="1014" w:type="dxa"/>
-            <w:shd w:val="clear" w:color="auto" w:fill="FFFFFF"/>
-            <w:vAlign w:val="center"/>
-          </w:tcPr>
-          <w:p>
-            <w:pPr>
-              <w:rPr>
-                <w:sz w:val="18"/>
-                <w:szCs w:val="24"/>
-              </w:rPr>
-            </w:pPr>
-            <w:r>
-              <w:rPr>
-                <w:rFonts w:ascii="Calibri" w:hAnsi="Calibri"/>
-                <w:color w:val="000000"/>
-                <w:sz w:val="18"/>
-                <w:szCs w:val="24"/>
+            <w:shd w:val="clear" w:color="auto" w:fill="E2EFDA"/>
+            <w:vAlign w:val="center"/>
+          </w:tcPr>
+          <w:p>
+            <w:pPr>
+              <w:rPr>
+                <w:sz w:val="14"/>
+                <w:szCs w:val="14"/>
+              </w:rPr>
+            </w:pPr>
+            <w:r>
+              <w:rPr>
+                <w:rFonts w:ascii="Calibri" w:hAnsi="Calibri"/>
+                <w:color w:val="000000"/>
+                <w:sz w:val="14"/>
+                <w:szCs w:val="14"/>
               </w:rPr>
               <w:t>security.test.js – Test 2</w:t>
             </w:r>
@@ -3389,16 +3452,16 @@
             <w:pPr>
               <w:jc w:val="center"/>
               <w:rPr>
-                <w:sz w:val="18"/>
-                <w:szCs w:val="24"/>
-              </w:rPr>
-            </w:pPr>
-            <w:r>
-              <w:rPr>
-                <w:rFonts w:ascii="Calibri" w:hAnsi="Calibri"/>
-                <w:color w:val="000000"/>
-                <w:sz w:val="18"/>
-                <w:szCs w:val="24"/>
+                <w:sz w:val="14"/>
+                <w:szCs w:val="14"/>
+              </w:rPr>
+            </w:pPr>
+            <w:r>
+              <w:rPr>
+                <w:rFonts w:ascii="Calibri" w:hAnsi="Calibri"/>
+                <w:color w:val="000000"/>
+                <w:sz w:val="14"/>
+                <w:szCs w:val="14"/>
               </w:rPr>
               <w:t>CP-003</w:t>
             </w:r>
@@ -3413,16 +3476,16 @@
           <w:p>
             <w:pPr>
               <w:rPr>
-                <w:sz w:val="18"/>
-                <w:szCs w:val="24"/>
-              </w:rPr>
-            </w:pPr>
-            <w:r>
-              <w:rPr>
-                <w:rFonts w:ascii="Calibri" w:hAnsi="Calibri"/>
-                <w:color w:val="000000"/>
-                <w:sz w:val="18"/>
-                <w:szCs w:val="24"/>
+                <w:sz w:val="14"/>
+                <w:szCs w:val="14"/>
+              </w:rPr>
+            </w:pPr>
+            <w:r>
+              <w:rPr>
+                <w:rFonts w:ascii="Calibri" w:hAnsi="Calibri"/>
+                <w:color w:val="000000"/>
+                <w:sz w:val="14"/>
+                <w:szCs w:val="14"/>
               </w:rPr>
               <w:t>Seguridad</w:t>
             </w:r>
@@ -3437,16 +3500,16 @@
           <w:p>
             <w:pPr>
               <w:rPr>
-                <w:sz w:val="18"/>
-                <w:szCs w:val="24"/>
-              </w:rPr>
-            </w:pPr>
-            <w:r>
-              <w:rPr>
-                <w:rFonts w:ascii="Calibri" w:hAnsi="Calibri"/>
-                <w:color w:val="000000"/>
-                <w:sz w:val="18"/>
-                <w:szCs w:val="24"/>
+                <w:sz w:val="14"/>
+                <w:szCs w:val="14"/>
+              </w:rPr>
+            </w:pPr>
+            <w:r>
+              <w:rPr>
+                <w:rFonts w:ascii="Calibri" w:hAnsi="Calibri"/>
+                <w:color w:val="000000"/>
+                <w:sz w:val="14"/>
+                <w:szCs w:val="14"/>
               </w:rPr>
               <w:t>Token firmado con secreto JWT incorrecto</w:t>
             </w:r>
@@ -3462,16 +3525,16 @@
             <w:pPr>
               <w:jc w:val="center"/>
               <w:rPr>
-                <w:sz w:val="18"/>
-                <w:szCs w:val="24"/>
-              </w:rPr>
-            </w:pPr>
-            <w:r>
-              <w:rPr>
-                <w:rFonts w:ascii="Calibri" w:hAnsi="Calibri"/>
-                <w:color w:val="000000"/>
-                <w:sz w:val="18"/>
-                <w:szCs w:val="24"/>
+                <w:sz w:val="14"/>
+                <w:szCs w:val="14"/>
+              </w:rPr>
+            </w:pPr>
+            <w:r>
+              <w:rPr>
+                <w:rFonts w:ascii="Calibri" w:hAnsi="Calibri"/>
+                <w:color w:val="000000"/>
+                <w:sz w:val="14"/>
+                <w:szCs w:val="14"/>
               </w:rPr>
               <w:t>Automatizada</w:t>
             </w:r>
@@ -3486,16 +3549,16 @@
           <w:p>
             <w:pPr>
               <w:rPr>
-                <w:sz w:val="18"/>
-                <w:szCs w:val="24"/>
-              </w:rPr>
-            </w:pPr>
-            <w:r>
-              <w:rPr>
-                <w:rFonts w:ascii="Calibri" w:hAnsi="Calibri"/>
-                <w:color w:val="000000"/>
-                <w:sz w:val="18"/>
-                <w:szCs w:val="24"/>
+                <w:sz w:val="14"/>
+                <w:szCs w:val="14"/>
+              </w:rPr>
+            </w:pPr>
+            <w:r>
+              <w:rPr>
+                <w:rFonts w:ascii="Calibri" w:hAnsi="Calibri"/>
+                <w:color w:val="000000"/>
+                <w:sz w:val="14"/>
+                <w:szCs w:val="14"/>
               </w:rPr>
               <w:t>Token generado con secreto diferente al configurado en .env.</w:t>
             </w:r>
@@ -3510,16 +3573,16 @@
           <w:p>
             <w:pPr>
               <w:rPr>
-                <w:sz w:val="18"/>
-                <w:szCs w:val="24"/>
-              </w:rPr>
-            </w:pPr>
-            <w:r>
-              <w:rPr>
-                <w:rFonts w:ascii="Calibri" w:hAnsi="Calibri"/>
-                <w:color w:val="000000"/>
-                <w:sz w:val="18"/>
-                <w:szCs w:val="24"/>
+                <w:sz w:val="14"/>
+                <w:szCs w:val="14"/>
+              </w:rPr>
+            </w:pPr>
+            <w:r>
+              <w:rPr>
+                <w:rFonts w:ascii="Calibri" w:hAnsi="Calibri"/>
+                <w:color w:val="000000"/>
+                <w:sz w:val="14"/>
+                <w:szCs w:val="14"/>
               </w:rPr>
               <w:t>GET /api/v1/auth/me con Bearer &lt;token_secreto_incorrecto&gt;.</w:t>
             </w:r>
@@ -3534,16 +3597,16 @@
           <w:p>
             <w:pPr>
               <w:rPr>
-                <w:sz w:val="18"/>
-                <w:szCs w:val="24"/>
-              </w:rPr>
-            </w:pPr>
-            <w:r>
-              <w:rPr>
-                <w:rFonts w:ascii="Calibri" w:hAnsi="Calibri"/>
-                <w:color w:val="000000"/>
-                <w:sz w:val="18"/>
-                <w:szCs w:val="24"/>
+                <w:sz w:val="14"/>
+                <w:szCs w:val="14"/>
+              </w:rPr>
+            </w:pPr>
+            <w:r>
+              <w:rPr>
+                <w:rFonts w:ascii="Calibri" w:hAnsi="Calibri"/>
+                <w:color w:val="000000"/>
+                <w:sz w:val="14"/>
+                <w:szCs w:val="14"/>
               </w:rPr>
               <w:t>HTTP 403 con mensaje 'inválido' o 'corrupto'.</w:t>
             </w:r>
@@ -3552,22 +3615,22 @@
         <w:tc>
           <w:tcPr>
             <w:tcW w:w="987" w:type="dxa"/>
-            <w:shd w:val="clear" w:color="auto" w:fill="F2F2F2"/>
-            <w:vAlign w:val="center"/>
-          </w:tcPr>
-          <w:p>
-            <w:pPr>
-              <w:rPr>
-                <w:sz w:val="18"/>
-                <w:szCs w:val="24"/>
-              </w:rPr>
-            </w:pPr>
-            <w:r>
-              <w:rPr>
-                <w:rFonts w:ascii="Calibri" w:hAnsi="Calibri"/>
-                <w:color w:val="000000"/>
-                <w:sz w:val="18"/>
-                <w:szCs w:val="24"/>
+            <w:shd w:val="clear" w:color="auto" w:fill="E2EFDA"/>
+            <w:vAlign w:val="center"/>
+          </w:tcPr>
+          <w:p>
+            <w:pPr>
+              <w:rPr>
+                <w:sz w:val="14"/>
+                <w:szCs w:val="14"/>
+              </w:rPr>
+            </w:pPr>
+            <w:r>
+              <w:rPr>
+                <w:rFonts w:ascii="Calibri" w:hAnsi="Calibri"/>
+                <w:color w:val="000000"/>
+                <w:sz w:val="14"/>
+                <w:szCs w:val="14"/>
               </w:rPr>
               <w:t>HTTP 403 – { error: 'Token inválido, corrupto o expirado.' }</w:t>
             </w:r>
@@ -3583,16 +3646,16 @@
             <w:pPr>
               <w:jc w:val="center"/>
               <w:rPr>
-                <w:sz w:val="18"/>
-                <w:szCs w:val="24"/>
-              </w:rPr>
-            </w:pPr>
-            <w:r>
-              <w:rPr>
-                <w:rFonts w:ascii="Calibri" w:hAnsi="Calibri"/>
-                <w:color w:val="000000"/>
-                <w:sz w:val="18"/>
-                <w:szCs w:val="24"/>
+                <w:sz w:val="14"/>
+                <w:szCs w:val="14"/>
+              </w:rPr>
+            </w:pPr>
+            <w:r>
+              <w:rPr>
+                <w:rFonts w:ascii="Calibri" w:hAnsi="Calibri"/>
+                <w:color w:val="000000"/>
+                <w:sz w:val="14"/>
+                <w:szCs w:val="14"/>
               </w:rPr>
               <w:t>PASS</w:t>
             </w:r>
@@ -3601,22 +3664,22 @@
         <w:tc>
           <w:tcPr>
             <w:tcW w:w="1014" w:type="dxa"/>
-            <w:shd w:val="clear" w:color="auto" w:fill="F2F2F2"/>
-            <w:vAlign w:val="center"/>
-          </w:tcPr>
-          <w:p>
-            <w:pPr>
-              <w:rPr>
-                <w:sz w:val="18"/>
-                <w:szCs w:val="24"/>
-              </w:rPr>
-            </w:pPr>
-            <w:r>
-              <w:rPr>
-                <w:rFonts w:ascii="Calibri" w:hAnsi="Calibri"/>
-                <w:color w:val="000000"/>
-                <w:sz w:val="18"/>
-                <w:szCs w:val="24"/>
+            <w:shd w:val="clear" w:color="auto" w:fill="E2EFDA"/>
+            <w:vAlign w:val="center"/>
+          </w:tcPr>
+          <w:p>
+            <w:pPr>
+              <w:rPr>
+                <w:sz w:val="14"/>
+                <w:szCs w:val="14"/>
+              </w:rPr>
+            </w:pPr>
+            <w:r>
+              <w:rPr>
+                <w:rFonts w:ascii="Calibri" w:hAnsi="Calibri"/>
+                <w:color w:val="000000"/>
+                <w:sz w:val="14"/>
+                <w:szCs w:val="14"/>
               </w:rPr>
               <w:t>security.test.js – Test 3</w:t>
             </w:r>
@@ -3637,16 +3700,16 @@
             <w:pPr>
               <w:jc w:val="center"/>
               <w:rPr>
-                <w:sz w:val="18"/>
-                <w:szCs w:val="24"/>
-              </w:rPr>
-            </w:pPr>
-            <w:r>
-              <w:rPr>
-                <w:rFonts w:ascii="Calibri" w:hAnsi="Calibri"/>
-                <w:color w:val="000000"/>
-                <w:sz w:val="18"/>
-                <w:szCs w:val="24"/>
+                <w:sz w:val="14"/>
+                <w:szCs w:val="14"/>
+              </w:rPr>
+            </w:pPr>
+            <w:r>
+              <w:rPr>
+                <w:rFonts w:ascii="Calibri" w:hAnsi="Calibri"/>
+                <w:color w:val="000000"/>
+                <w:sz w:val="14"/>
+                <w:szCs w:val="14"/>
               </w:rPr>
               <w:t>CP-004</w:t>
             </w:r>
@@ -3661,16 +3724,16 @@
           <w:p>
             <w:pPr>
               <w:rPr>
-                <w:sz w:val="18"/>
-                <w:szCs w:val="24"/>
-              </w:rPr>
-            </w:pPr>
-            <w:r>
-              <w:rPr>
-                <w:rFonts w:ascii="Calibri" w:hAnsi="Calibri"/>
-                <w:color w:val="000000"/>
-                <w:sz w:val="18"/>
-                <w:szCs w:val="24"/>
+                <w:sz w:val="14"/>
+                <w:szCs w:val="14"/>
+              </w:rPr>
+            </w:pPr>
+            <w:r>
+              <w:rPr>
+                <w:rFonts w:ascii="Calibri" w:hAnsi="Calibri"/>
+                <w:color w:val="000000"/>
+                <w:sz w:val="14"/>
+                <w:szCs w:val="14"/>
               </w:rPr>
               <w:t>Autenticación</w:t>
             </w:r>
@@ -3685,16 +3748,16 @@
           <w:p>
             <w:pPr>
               <w:rPr>
-                <w:sz w:val="18"/>
-                <w:szCs w:val="24"/>
-              </w:rPr>
-            </w:pPr>
-            <w:r>
-              <w:rPr>
-                <w:rFonts w:ascii="Calibri" w:hAnsi="Calibri"/>
-                <w:color w:val="000000"/>
-                <w:sz w:val="18"/>
-                <w:szCs w:val="24"/>
+                <w:sz w:val="14"/>
+                <w:szCs w:val="14"/>
+              </w:rPr>
+            </w:pPr>
+            <w:r>
+              <w:rPr>
+                <w:rFonts w:ascii="Calibri" w:hAnsi="Calibri"/>
+                <w:color w:val="000000"/>
+                <w:sz w:val="14"/>
+                <w:szCs w:val="14"/>
               </w:rPr>
               <w:t>Token JWT expirado (expiresIn: -1s)</w:t>
             </w:r>
@@ -3710,16 +3773,16 @@
             <w:pPr>
               <w:jc w:val="center"/>
               <w:rPr>
-                <w:sz w:val="18"/>
-                <w:szCs w:val="24"/>
-              </w:rPr>
-            </w:pPr>
-            <w:r>
-              <w:rPr>
-                <w:rFonts w:ascii="Calibri" w:hAnsi="Calibri"/>
-                <w:color w:val="000000"/>
-                <w:sz w:val="18"/>
-                <w:szCs w:val="24"/>
+                <w:sz w:val="14"/>
+                <w:szCs w:val="14"/>
+              </w:rPr>
+            </w:pPr>
+            <w:r>
+              <w:rPr>
+                <w:rFonts w:ascii="Calibri" w:hAnsi="Calibri"/>
+                <w:color w:val="000000"/>
+                <w:sz w:val="14"/>
+                <w:szCs w:val="14"/>
               </w:rPr>
               <w:t>Automatizada</w:t>
             </w:r>
@@ -3734,16 +3797,16 @@
           <w:p>
             <w:pPr>
               <w:rPr>
-                <w:sz w:val="18"/>
-                <w:szCs w:val="24"/>
-              </w:rPr>
-            </w:pPr>
-            <w:r>
-              <w:rPr>
-                <w:rFonts w:ascii="Calibri" w:hAnsi="Calibri"/>
-                <w:color w:val="000000"/>
-                <w:sz w:val="18"/>
-                <w:szCs w:val="24"/>
+                <w:sz w:val="14"/>
+                <w:szCs w:val="14"/>
+              </w:rPr>
+            </w:pPr>
+            <w:r>
+              <w:rPr>
+                <w:rFonts w:ascii="Calibri" w:hAnsi="Calibri"/>
+                <w:color w:val="000000"/>
+                <w:sz w:val="14"/>
+                <w:szCs w:val="14"/>
               </w:rPr>
               <w:t>Token generado con expiración -1s (ya expirado).</w:t>
             </w:r>
@@ -3758,16 +3821,16 @@
           <w:p>
             <w:pPr>
               <w:rPr>
-                <w:sz w:val="18"/>
-                <w:szCs w:val="24"/>
-              </w:rPr>
-            </w:pPr>
-            <w:r>
-              <w:rPr>
-                <w:rFonts w:ascii="Calibri" w:hAnsi="Calibri"/>
-                <w:color w:val="000000"/>
-                <w:sz w:val="18"/>
-                <w:szCs w:val="24"/>
+                <w:sz w:val="14"/>
+                <w:szCs w:val="14"/>
+              </w:rPr>
+            </w:pPr>
+            <w:r>
+              <w:rPr>
+                <w:rFonts w:ascii="Calibri" w:hAnsi="Calibri"/>
+                <w:color w:val="000000"/>
+                <w:sz w:val="14"/>
+                <w:szCs w:val="14"/>
               </w:rPr>
               <w:t>GET /api/v1/auth/me con Bearer &lt;token_expirado&gt;.</w:t>
             </w:r>
@@ -3782,16 +3845,16 @@
           <w:p>
             <w:pPr>
               <w:rPr>
-                <w:sz w:val="18"/>
-                <w:szCs w:val="24"/>
-              </w:rPr>
-            </w:pPr>
-            <w:r>
-              <w:rPr>
-                <w:rFonts w:ascii="Calibri" w:hAnsi="Calibri"/>
-                <w:color w:val="000000"/>
-                <w:sz w:val="18"/>
-                <w:szCs w:val="24"/>
+                <w:sz w:val="14"/>
+                <w:szCs w:val="14"/>
+              </w:rPr>
+            </w:pPr>
+            <w:r>
+              <w:rPr>
+                <w:rFonts w:ascii="Calibri" w:hAnsi="Calibri"/>
+                <w:color w:val="000000"/>
+                <w:sz w:val="14"/>
+                <w:szCs w:val="14"/>
               </w:rPr>
               <w:t>HTTP 401 con mensaje que menciona 'expirado' o 'sesión'.</w:t>
             </w:r>
@@ -3800,22 +3863,22 @@
         <w:tc>
           <w:tcPr>
             <w:tcW w:w="987" w:type="dxa"/>
-            <w:shd w:val="clear" w:color="auto" w:fill="FFFFFF"/>
-            <w:vAlign w:val="center"/>
-          </w:tcPr>
-          <w:p>
-            <w:pPr>
-              <w:rPr>
-                <w:sz w:val="18"/>
-                <w:szCs w:val="24"/>
-              </w:rPr>
-            </w:pPr>
-            <w:r>
-              <w:rPr>
-                <w:rFonts w:ascii="Calibri" w:hAnsi="Calibri"/>
-                <w:color w:val="000000"/>
-                <w:sz w:val="18"/>
-                <w:szCs w:val="24"/>
+            <w:shd w:val="clear" w:color="auto" w:fill="E2EFDA"/>
+            <w:vAlign w:val="center"/>
+          </w:tcPr>
+          <w:p>
+            <w:pPr>
+              <w:rPr>
+                <w:sz w:val="14"/>
+                <w:szCs w:val="14"/>
+              </w:rPr>
+            </w:pPr>
+            <w:r>
+              <w:rPr>
+                <w:rFonts w:ascii="Calibri" w:hAnsi="Calibri"/>
+                <w:color w:val="000000"/>
+                <w:sz w:val="14"/>
+                <w:szCs w:val="14"/>
               </w:rPr>
               <w:t>HTTP 401 – { error: 'La sesión ha expirado. Inicie sesión nuevamente.' }</w:t>
             </w:r>
@@ -3831,16 +3894,16 @@
             <w:pPr>
               <w:jc w:val="center"/>
               <w:rPr>
-                <w:sz w:val="18"/>
-                <w:szCs w:val="24"/>
-              </w:rPr>
-            </w:pPr>
-            <w:r>
-              <w:rPr>
-                <w:rFonts w:ascii="Calibri" w:hAnsi="Calibri"/>
-                <w:color w:val="000000"/>
-                <w:sz w:val="18"/>
-                <w:szCs w:val="24"/>
+                <w:sz w:val="14"/>
+                <w:szCs w:val="14"/>
+              </w:rPr>
+            </w:pPr>
+            <w:r>
+              <w:rPr>
+                <w:rFonts w:ascii="Calibri" w:hAnsi="Calibri"/>
+                <w:color w:val="000000"/>
+                <w:sz w:val="14"/>
+                <w:szCs w:val="14"/>
               </w:rPr>
               <w:t>PASS</w:t>
             </w:r>
@@ -3849,22 +3912,22 @@
         <w:tc>
           <w:tcPr>
             <w:tcW w:w="1014" w:type="dxa"/>
-            <w:shd w:val="clear" w:color="auto" w:fill="FFFFFF"/>
-            <w:vAlign w:val="center"/>
-          </w:tcPr>
-          <w:p>
-            <w:pPr>
-              <w:rPr>
-                <w:sz w:val="18"/>
-                <w:szCs w:val="24"/>
-              </w:rPr>
-            </w:pPr>
-            <w:r>
-              <w:rPr>
-                <w:rFonts w:ascii="Calibri" w:hAnsi="Calibri"/>
-                <w:color w:val="000000"/>
-                <w:sz w:val="18"/>
-                <w:szCs w:val="24"/>
+            <w:shd w:val="clear" w:color="auto" w:fill="E2EFDA"/>
+            <w:vAlign w:val="center"/>
+          </w:tcPr>
+          <w:p>
+            <w:pPr>
+              <w:rPr>
+                <w:sz w:val="14"/>
+                <w:szCs w:val="14"/>
+              </w:rPr>
+            </w:pPr>
+            <w:r>
+              <w:rPr>
+                <w:rFonts w:ascii="Calibri" w:hAnsi="Calibri"/>
+                <w:color w:val="000000"/>
+                <w:sz w:val="14"/>
+                <w:szCs w:val="14"/>
               </w:rPr>
               <w:t>security.test.js – Test 4</w:t>
             </w:r>
@@ -3885,16 +3948,16 @@
             <w:pPr>
               <w:jc w:val="center"/>
               <w:rPr>
-                <w:sz w:val="18"/>
-                <w:szCs w:val="24"/>
-              </w:rPr>
-            </w:pPr>
-            <w:r>
-              <w:rPr>
-                <w:rFonts w:ascii="Calibri" w:hAnsi="Calibri"/>
-                <w:color w:val="000000"/>
-                <w:sz w:val="18"/>
-                <w:szCs w:val="24"/>
+                <w:sz w:val="14"/>
+                <w:szCs w:val="14"/>
+              </w:rPr>
+            </w:pPr>
+            <w:r>
+              <w:rPr>
+                <w:rFonts w:ascii="Calibri" w:hAnsi="Calibri"/>
+                <w:color w:val="000000"/>
+                <w:sz w:val="14"/>
+                <w:szCs w:val="14"/>
               </w:rPr>
               <w:t>CP-005</w:t>
             </w:r>
@@ -3909,16 +3972,16 @@
           <w:p>
             <w:pPr>
               <w:rPr>
-                <w:sz w:val="18"/>
-                <w:szCs w:val="24"/>
-              </w:rPr>
-            </w:pPr>
-            <w:r>
-              <w:rPr>
-                <w:rFonts w:ascii="Calibri" w:hAnsi="Calibri"/>
-                <w:color w:val="000000"/>
-                <w:sz w:val="18"/>
-                <w:szCs w:val="24"/>
+                <w:sz w:val="14"/>
+                <w:szCs w:val="14"/>
+              </w:rPr>
+            </w:pPr>
+            <w:r>
+              <w:rPr>
+                <w:rFonts w:ascii="Calibri" w:hAnsi="Calibri"/>
+                <w:color w:val="000000"/>
+                <w:sz w:val="14"/>
+                <w:szCs w:val="14"/>
               </w:rPr>
               <w:t>Autenticación</w:t>
             </w:r>
@@ -3933,16 +3996,16 @@
           <w:p>
             <w:pPr>
               <w:rPr>
-                <w:sz w:val="18"/>
-                <w:szCs w:val="24"/>
-              </w:rPr>
-            </w:pPr>
-            <w:r>
-              <w:rPr>
-                <w:rFonts w:ascii="Calibri" w:hAnsi="Calibri"/>
-                <w:color w:val="000000"/>
-                <w:sz w:val="18"/>
-                <w:szCs w:val="24"/>
+                <w:sz w:val="14"/>
+                <w:szCs w:val="14"/>
+              </w:rPr>
+            </w:pPr>
+            <w:r>
+              <w:rPr>
+                <w:rFonts w:ascii="Calibri" w:hAnsi="Calibri"/>
+                <w:color w:val="000000"/>
+                <w:sz w:val="14"/>
+                <w:szCs w:val="14"/>
               </w:rPr>
               <w:t>Token válido de Administrador: el middleware permite el paso</w:t>
             </w:r>
@@ -3958,16 +4021,16 @@
             <w:pPr>
               <w:jc w:val="center"/>
               <w:rPr>
-                <w:sz w:val="18"/>
-                <w:szCs w:val="24"/>
-              </w:rPr>
-            </w:pPr>
-            <w:r>
-              <w:rPr>
-                <w:rFonts w:ascii="Calibri" w:hAnsi="Calibri"/>
-                <w:color w:val="000000"/>
-                <w:sz w:val="18"/>
-                <w:szCs w:val="24"/>
+                <w:sz w:val="14"/>
+                <w:szCs w:val="14"/>
+              </w:rPr>
+            </w:pPr>
+            <w:r>
+              <w:rPr>
+                <w:rFonts w:ascii="Calibri" w:hAnsi="Calibri"/>
+                <w:color w:val="000000"/>
+                <w:sz w:val="14"/>
+                <w:szCs w:val="14"/>
               </w:rPr>
               <w:t>Automatizada</w:t>
             </w:r>
@@ -3982,16 +4045,16 @@
           <w:p>
             <w:pPr>
               <w:rPr>
-                <w:sz w:val="18"/>
-                <w:szCs w:val="24"/>
-              </w:rPr>
-            </w:pPr>
-            <w:r>
-              <w:rPr>
-                <w:rFonts w:ascii="Calibri" w:hAnsi="Calibri"/>
-                <w:color w:val="000000"/>
-                <w:sz w:val="18"/>
-                <w:szCs w:val="24"/>
+                <w:sz w:val="14"/>
+                <w:szCs w:val="14"/>
+              </w:rPr>
+            </w:pPr>
+            <w:r>
+              <w:rPr>
+                <w:rFonts w:ascii="Calibri" w:hAnsi="Calibri"/>
+                <w:color w:val="000000"/>
+                <w:sz w:val="14"/>
+                <w:szCs w:val="14"/>
               </w:rPr>
               <w:t>Token Admin generado con secreto correcto, vigente.</w:t>
             </w:r>
@@ -4006,16 +4069,16 @@
           <w:p>
             <w:pPr>
               <w:rPr>
-                <w:sz w:val="18"/>
-                <w:szCs w:val="24"/>
-              </w:rPr>
-            </w:pPr>
-            <w:r>
-              <w:rPr>
-                <w:rFonts w:ascii="Calibri" w:hAnsi="Calibri"/>
-                <w:color w:val="000000"/>
-                <w:sz w:val="18"/>
-                <w:szCs w:val="24"/>
+                <w:sz w:val="14"/>
+                <w:szCs w:val="14"/>
+              </w:rPr>
+            </w:pPr>
+            <w:r>
+              <w:rPr>
+                <w:rFonts w:ascii="Calibri" w:hAnsi="Calibri"/>
+                <w:color w:val="000000"/>
+                <w:sz w:val="14"/>
+                <w:szCs w:val="14"/>
               </w:rPr>
               <w:t>GET /api/v1/auth/me con Bearer &lt;token_admin_valido&gt;.</w:t>
             </w:r>
@@ -4030,16 +4093,16 @@
           <w:p>
             <w:pPr>
               <w:rPr>
-                <w:sz w:val="18"/>
-                <w:szCs w:val="24"/>
-              </w:rPr>
-            </w:pPr>
-            <w:r>
-              <w:rPr>
-                <w:rFonts w:ascii="Calibri" w:hAnsi="Calibri"/>
-                <w:color w:val="000000"/>
-                <w:sz w:val="18"/>
-                <w:szCs w:val="24"/>
+                <w:sz w:val="14"/>
+                <w:szCs w:val="14"/>
+              </w:rPr>
+            </w:pPr>
+            <w:r>
+              <w:rPr>
+                <w:rFonts w:ascii="Calibri" w:hAnsi="Calibri"/>
+                <w:color w:val="000000"/>
+                <w:sz w:val="14"/>
+                <w:szCs w:val="14"/>
               </w:rPr>
               <w:t>Código distinto de 401 y 403 (200, 404 o 500 aceptables).</w:t>
             </w:r>
@@ -4048,22 +4111,22 @@
         <w:tc>
           <w:tcPr>
             <w:tcW w:w="987" w:type="dxa"/>
-            <w:shd w:val="clear" w:color="auto" w:fill="F2F2F2"/>
-            <w:vAlign w:val="center"/>
-          </w:tcPr>
-          <w:p>
-            <w:pPr>
-              <w:rPr>
-                <w:sz w:val="18"/>
-                <w:szCs w:val="24"/>
-              </w:rPr>
-            </w:pPr>
-            <w:r>
-              <w:rPr>
-                <w:rFonts w:ascii="Calibri" w:hAnsi="Calibri"/>
-                <w:color w:val="000000"/>
-                <w:sz w:val="18"/>
-                <w:szCs w:val="24"/>
+            <w:shd w:val="clear" w:color="auto" w:fill="E2EFDA"/>
+            <w:vAlign w:val="center"/>
+          </w:tcPr>
+          <w:p>
+            <w:pPr>
+              <w:rPr>
+                <w:sz w:val="14"/>
+                <w:szCs w:val="14"/>
+              </w:rPr>
+            </w:pPr>
+            <w:r>
+              <w:rPr>
+                <w:rFonts w:ascii="Calibri" w:hAnsi="Calibri"/>
+                <w:color w:val="000000"/>
+                <w:sz w:val="14"/>
+                <w:szCs w:val="14"/>
               </w:rPr>
               <w:t>HTTP 404 o 500 (usuario de prueba no existe en BD de test).</w:t>
             </w:r>
@@ -4079,16 +4142,16 @@
             <w:pPr>
               <w:jc w:val="center"/>
               <w:rPr>
-                <w:sz w:val="18"/>
-                <w:szCs w:val="24"/>
-              </w:rPr>
-            </w:pPr>
-            <w:r>
-              <w:rPr>
-                <w:rFonts w:ascii="Calibri" w:hAnsi="Calibri"/>
-                <w:color w:val="000000"/>
-                <w:sz w:val="18"/>
-                <w:szCs w:val="24"/>
+                <w:sz w:val="14"/>
+                <w:szCs w:val="14"/>
+              </w:rPr>
+            </w:pPr>
+            <w:r>
+              <w:rPr>
+                <w:rFonts w:ascii="Calibri" w:hAnsi="Calibri"/>
+                <w:color w:val="000000"/>
+                <w:sz w:val="14"/>
+                <w:szCs w:val="14"/>
               </w:rPr>
               <w:t>PASS</w:t>
             </w:r>
@@ -4097,22 +4160,22 @@
         <w:tc>
           <w:tcPr>
             <w:tcW w:w="1014" w:type="dxa"/>
-            <w:shd w:val="clear" w:color="auto" w:fill="F2F2F2"/>
-            <w:vAlign w:val="center"/>
-          </w:tcPr>
-          <w:p>
-            <w:pPr>
-              <w:rPr>
-                <w:sz w:val="18"/>
-                <w:szCs w:val="24"/>
-              </w:rPr>
-            </w:pPr>
-            <w:r>
-              <w:rPr>
-                <w:rFonts w:ascii="Calibri" w:hAnsi="Calibri"/>
-                <w:color w:val="000000"/>
-                <w:sz w:val="18"/>
-                <w:szCs w:val="24"/>
+            <w:shd w:val="clear" w:color="auto" w:fill="E2EFDA"/>
+            <w:vAlign w:val="center"/>
+          </w:tcPr>
+          <w:p>
+            <w:pPr>
+              <w:rPr>
+                <w:sz w:val="14"/>
+                <w:szCs w:val="14"/>
+              </w:rPr>
+            </w:pPr>
+            <w:r>
+              <w:rPr>
+                <w:rFonts w:ascii="Calibri" w:hAnsi="Calibri"/>
+                <w:color w:val="000000"/>
+                <w:sz w:val="14"/>
+                <w:szCs w:val="14"/>
               </w:rPr>
               <w:t>security.test.js – Test 5</w:t>
             </w:r>
@@ -4133,18 +4196,17 @@
             <w:pPr>
               <w:jc w:val="center"/>
               <w:rPr>
-                <w:sz w:val="18"/>
-                <w:szCs w:val="24"/>
-              </w:rPr>
-            </w:pPr>
-            <w:r>
-              <w:rPr>
-                <w:rFonts w:ascii="Calibri" w:hAnsi="Calibri"/>
-                <w:color w:val="000000"/>
-                <w:sz w:val="18"/>
-                <w:szCs w:val="24"/>
-              </w:rPr>
-              <w:lastRenderedPageBreak/>
+                <w:sz w:val="14"/>
+                <w:szCs w:val="14"/>
+              </w:rPr>
+            </w:pPr>
+            <w:r>
+              <w:rPr>
+                <w:rFonts w:ascii="Calibri" w:hAnsi="Calibri"/>
+                <w:color w:val="000000"/>
+                <w:sz w:val="14"/>
+                <w:szCs w:val="14"/>
+              </w:rPr>
               <w:t>CP-006</w:t>
             </w:r>
           </w:p>
@@ -4158,16 +4220,16 @@
           <w:p>
             <w:pPr>
               <w:rPr>
-                <w:sz w:val="18"/>
-                <w:szCs w:val="24"/>
-              </w:rPr>
-            </w:pPr>
-            <w:r>
-              <w:rPr>
-                <w:rFonts w:ascii="Calibri" w:hAnsi="Calibri"/>
-                <w:color w:val="000000"/>
-                <w:sz w:val="18"/>
-                <w:szCs w:val="24"/>
+                <w:sz w:val="14"/>
+                <w:szCs w:val="14"/>
+              </w:rPr>
+            </w:pPr>
+            <w:r>
+              <w:rPr>
+                <w:rFonts w:ascii="Calibri" w:hAnsi="Calibri"/>
+                <w:color w:val="000000"/>
+                <w:sz w:val="14"/>
+                <w:szCs w:val="14"/>
               </w:rPr>
               <w:t>Usuarios</w:t>
             </w:r>
@@ -4182,16 +4244,16 @@
           <w:p>
             <w:pPr>
               <w:rPr>
-                <w:sz w:val="18"/>
-                <w:szCs w:val="24"/>
-              </w:rPr>
-            </w:pPr>
-            <w:r>
-              <w:rPr>
-                <w:rFonts w:ascii="Calibri" w:hAnsi="Calibri"/>
-                <w:color w:val="000000"/>
-                <w:sz w:val="18"/>
-                <w:szCs w:val="24"/>
+                <w:sz w:val="14"/>
+                <w:szCs w:val="14"/>
+              </w:rPr>
+            </w:pPr>
+            <w:r>
+              <w:rPr>
+                <w:rFonts w:ascii="Calibri" w:hAnsi="Calibri"/>
+                <w:color w:val="000000"/>
+                <w:sz w:val="14"/>
+                <w:szCs w:val="14"/>
               </w:rPr>
               <w:t>GET /users sin token: ruta protegida correctamente</w:t>
             </w:r>
@@ -4207,16 +4269,16 @@
             <w:pPr>
               <w:jc w:val="center"/>
               <w:rPr>
-                <w:sz w:val="18"/>
-                <w:szCs w:val="24"/>
-              </w:rPr>
-            </w:pPr>
-            <w:r>
-              <w:rPr>
-                <w:rFonts w:ascii="Calibri" w:hAnsi="Calibri"/>
-                <w:color w:val="000000"/>
-                <w:sz w:val="18"/>
-                <w:szCs w:val="24"/>
+                <w:sz w:val="14"/>
+                <w:szCs w:val="14"/>
+              </w:rPr>
+            </w:pPr>
+            <w:r>
+              <w:rPr>
+                <w:rFonts w:ascii="Calibri" w:hAnsi="Calibri"/>
+                <w:color w:val="000000"/>
+                <w:sz w:val="14"/>
+                <w:szCs w:val="14"/>
               </w:rPr>
               <w:t>Automatizada</w:t>
             </w:r>
@@ -4231,16 +4293,16 @@
           <w:p>
             <w:pPr>
               <w:rPr>
-                <w:sz w:val="18"/>
-                <w:szCs w:val="24"/>
-              </w:rPr>
-            </w:pPr>
-            <w:r>
-              <w:rPr>
-                <w:rFonts w:ascii="Calibri" w:hAnsi="Calibri"/>
-                <w:color w:val="000000"/>
-                <w:sz w:val="18"/>
-                <w:szCs w:val="24"/>
+                <w:sz w:val="14"/>
+                <w:szCs w:val="14"/>
+              </w:rPr>
+            </w:pPr>
+            <w:r>
+              <w:rPr>
+                <w:rFonts w:ascii="Calibri" w:hAnsi="Calibri"/>
+                <w:color w:val="000000"/>
+                <w:sz w:val="14"/>
+                <w:szCs w:val="14"/>
               </w:rPr>
               <w:t>Servidor levantado. Sin cabecera Authorization.</w:t>
             </w:r>
@@ -4255,16 +4317,16 @@
           <w:p>
             <w:pPr>
               <w:rPr>
-                <w:sz w:val="18"/>
-                <w:szCs w:val="24"/>
-              </w:rPr>
-            </w:pPr>
-            <w:r>
-              <w:rPr>
-                <w:rFonts w:ascii="Calibri" w:hAnsi="Calibri"/>
-                <w:color w:val="000000"/>
-                <w:sz w:val="18"/>
-                <w:szCs w:val="24"/>
+                <w:sz w:val="14"/>
+                <w:szCs w:val="14"/>
+              </w:rPr>
+            </w:pPr>
+            <w:r>
+              <w:rPr>
+                <w:rFonts w:ascii="Calibri" w:hAnsi="Calibri"/>
+                <w:color w:val="000000"/>
+                <w:sz w:val="14"/>
+                <w:szCs w:val="14"/>
               </w:rPr>
               <w:t>GET /api/v1/users sin Authorization.</w:t>
             </w:r>
@@ -4279,16 +4341,16 @@
           <w:p>
             <w:pPr>
               <w:rPr>
-                <w:sz w:val="18"/>
-                <w:szCs w:val="24"/>
-              </w:rPr>
-            </w:pPr>
-            <w:r>
-              <w:rPr>
-                <w:rFonts w:ascii="Calibri" w:hAnsi="Calibri"/>
-                <w:color w:val="000000"/>
-                <w:sz w:val="18"/>
-                <w:szCs w:val="24"/>
+                <w:sz w:val="14"/>
+                <w:szCs w:val="14"/>
+              </w:rPr>
+            </w:pPr>
+            <w:r>
+              <w:rPr>
+                <w:rFonts w:ascii="Calibri" w:hAnsi="Calibri"/>
+                <w:color w:val="000000"/>
+                <w:sz w:val="14"/>
+                <w:szCs w:val="14"/>
               </w:rPr>
               <w:t>HTTP 401.</w:t>
             </w:r>
@@ -4297,22 +4359,22 @@
         <w:tc>
           <w:tcPr>
             <w:tcW w:w="987" w:type="dxa"/>
-            <w:shd w:val="clear" w:color="auto" w:fill="FFFFFF"/>
-            <w:vAlign w:val="center"/>
-          </w:tcPr>
-          <w:p>
-            <w:pPr>
-              <w:rPr>
-                <w:sz w:val="18"/>
-                <w:szCs w:val="24"/>
-              </w:rPr>
-            </w:pPr>
-            <w:r>
-              <w:rPr>
-                <w:rFonts w:ascii="Calibri" w:hAnsi="Calibri"/>
-                <w:color w:val="000000"/>
-                <w:sz w:val="18"/>
-                <w:szCs w:val="24"/>
+            <w:shd w:val="clear" w:color="auto" w:fill="E2EFDA"/>
+            <w:vAlign w:val="center"/>
+          </w:tcPr>
+          <w:p>
+            <w:pPr>
+              <w:rPr>
+                <w:sz w:val="14"/>
+                <w:szCs w:val="14"/>
+              </w:rPr>
+            </w:pPr>
+            <w:r>
+              <w:rPr>
+                <w:rFonts w:ascii="Calibri" w:hAnsi="Calibri"/>
+                <w:color w:val="000000"/>
+                <w:sz w:val="14"/>
+                <w:szCs w:val="14"/>
               </w:rPr>
               <w:t>HTTP 401.</w:t>
             </w:r>
@@ -4328,16 +4390,16 @@
             <w:pPr>
               <w:jc w:val="center"/>
               <w:rPr>
-                <w:sz w:val="18"/>
-                <w:szCs w:val="24"/>
-              </w:rPr>
-            </w:pPr>
-            <w:r>
-              <w:rPr>
-                <w:rFonts w:ascii="Calibri" w:hAnsi="Calibri"/>
-                <w:color w:val="000000"/>
-                <w:sz w:val="18"/>
-                <w:szCs w:val="24"/>
+                <w:sz w:val="14"/>
+                <w:szCs w:val="14"/>
+              </w:rPr>
+            </w:pPr>
+            <w:r>
+              <w:rPr>
+                <w:rFonts w:ascii="Calibri" w:hAnsi="Calibri"/>
+                <w:color w:val="000000"/>
+                <w:sz w:val="14"/>
+                <w:szCs w:val="14"/>
               </w:rPr>
               <w:t>PASS</w:t>
             </w:r>
@@ -4346,22 +4408,22 @@
         <w:tc>
           <w:tcPr>
             <w:tcW w:w="1014" w:type="dxa"/>
-            <w:shd w:val="clear" w:color="auto" w:fill="FFFFFF"/>
-            <w:vAlign w:val="center"/>
-          </w:tcPr>
-          <w:p>
-            <w:pPr>
-              <w:rPr>
-                <w:sz w:val="18"/>
-                <w:szCs w:val="24"/>
-              </w:rPr>
-            </w:pPr>
-            <w:r>
-              <w:rPr>
-                <w:rFonts w:ascii="Calibri" w:hAnsi="Calibri"/>
-                <w:color w:val="000000"/>
-                <w:sz w:val="18"/>
-                <w:szCs w:val="24"/>
+            <w:shd w:val="clear" w:color="auto" w:fill="E2EFDA"/>
+            <w:vAlign w:val="center"/>
+          </w:tcPr>
+          <w:p>
+            <w:pPr>
+              <w:rPr>
+                <w:sz w:val="14"/>
+                <w:szCs w:val="14"/>
+              </w:rPr>
+            </w:pPr>
+            <w:r>
+              <w:rPr>
+                <w:rFonts w:ascii="Calibri" w:hAnsi="Calibri"/>
+                <w:color w:val="000000"/>
+                <w:sz w:val="14"/>
+                <w:szCs w:val="14"/>
               </w:rPr>
               <w:t>security.test.js – Test 6</w:t>
             </w:r>
@@ -4382,16 +4444,16 @@
             <w:pPr>
               <w:jc w:val="center"/>
               <w:rPr>
-                <w:sz w:val="18"/>
-                <w:szCs w:val="24"/>
-              </w:rPr>
-            </w:pPr>
-            <w:r>
-              <w:rPr>
-                <w:rFonts w:ascii="Calibri" w:hAnsi="Calibri"/>
-                <w:color w:val="000000"/>
-                <w:sz w:val="18"/>
-                <w:szCs w:val="24"/>
+                <w:sz w:val="14"/>
+                <w:szCs w:val="14"/>
+              </w:rPr>
+            </w:pPr>
+            <w:r>
+              <w:rPr>
+                <w:rFonts w:ascii="Calibri" w:hAnsi="Calibri"/>
+                <w:color w:val="000000"/>
+                <w:sz w:val="14"/>
+                <w:szCs w:val="14"/>
               </w:rPr>
               <w:t>CP-007</w:t>
             </w:r>
@@ -4406,16 +4468,16 @@
           <w:p>
             <w:pPr>
               <w:rPr>
-                <w:sz w:val="18"/>
-                <w:szCs w:val="24"/>
-              </w:rPr>
-            </w:pPr>
-            <w:r>
-              <w:rPr>
-                <w:rFonts w:ascii="Calibri" w:hAnsi="Calibri"/>
-                <w:color w:val="000000"/>
-                <w:sz w:val="18"/>
-                <w:szCs w:val="24"/>
+                <w:sz w:val="14"/>
+                <w:szCs w:val="14"/>
+              </w:rPr>
+            </w:pPr>
+            <w:r>
+              <w:rPr>
+                <w:rFonts w:ascii="Calibri" w:hAnsi="Calibri"/>
+                <w:color w:val="000000"/>
+                <w:sz w:val="14"/>
+                <w:szCs w:val="14"/>
               </w:rPr>
               <w:t>Usuarios</w:t>
             </w:r>
@@ -4430,16 +4492,16 @@
           <w:p>
             <w:pPr>
               <w:rPr>
-                <w:sz w:val="18"/>
-                <w:szCs w:val="24"/>
-              </w:rPr>
-            </w:pPr>
-            <w:r>
-              <w:rPr>
-                <w:rFonts w:ascii="Calibri" w:hAnsi="Calibri"/>
-                <w:color w:val="000000"/>
-                <w:sz w:val="18"/>
-                <w:szCs w:val="24"/>
+                <w:sz w:val="14"/>
+                <w:szCs w:val="14"/>
+              </w:rPr>
+            </w:pPr>
+            <w:r>
+              <w:rPr>
+                <w:rFonts w:ascii="Calibri" w:hAnsi="Calibri"/>
+                <w:color w:val="000000"/>
+                <w:sz w:val="14"/>
+                <w:szCs w:val="14"/>
               </w:rPr>
               <w:t>GET /users con rol Residente: RBAC deniega acceso</w:t>
             </w:r>
@@ -4455,16 +4517,16 @@
             <w:pPr>
               <w:jc w:val="center"/>
               <w:rPr>
-                <w:sz w:val="18"/>
-                <w:szCs w:val="24"/>
-              </w:rPr>
-            </w:pPr>
-            <w:r>
-              <w:rPr>
-                <w:rFonts w:ascii="Calibri" w:hAnsi="Calibri"/>
-                <w:color w:val="000000"/>
-                <w:sz w:val="18"/>
-                <w:szCs w:val="24"/>
+                <w:sz w:val="14"/>
+                <w:szCs w:val="14"/>
+              </w:rPr>
+            </w:pPr>
+            <w:r>
+              <w:rPr>
+                <w:rFonts w:ascii="Calibri" w:hAnsi="Calibri"/>
+                <w:color w:val="000000"/>
+                <w:sz w:val="14"/>
+                <w:szCs w:val="14"/>
               </w:rPr>
               <w:t>Automatizada</w:t>
             </w:r>
@@ -4479,16 +4541,16 @@
           <w:p>
             <w:pPr>
               <w:rPr>
-                <w:sz w:val="18"/>
-                <w:szCs w:val="24"/>
-              </w:rPr>
-            </w:pPr>
-            <w:r>
-              <w:rPr>
-                <w:rFonts w:ascii="Calibri" w:hAnsi="Calibri"/>
-                <w:color w:val="000000"/>
-                <w:sz w:val="18"/>
-                <w:szCs w:val="24"/>
+                <w:sz w:val="14"/>
+                <w:szCs w:val="14"/>
+              </w:rPr>
+            </w:pPr>
+            <w:r>
+              <w:rPr>
+                <w:rFonts w:ascii="Calibri" w:hAnsi="Calibri"/>
+                <w:color w:val="000000"/>
+                <w:sz w:val="14"/>
+                <w:szCs w:val="14"/>
               </w:rPr>
               <w:t>Token con rol 'Residente' generado.</w:t>
             </w:r>
@@ -4503,16 +4565,16 @@
           <w:p>
             <w:pPr>
               <w:rPr>
-                <w:sz w:val="18"/>
-                <w:szCs w:val="24"/>
-              </w:rPr>
-            </w:pPr>
-            <w:r>
-              <w:rPr>
-                <w:rFonts w:ascii="Calibri" w:hAnsi="Calibri"/>
-                <w:color w:val="000000"/>
-                <w:sz w:val="18"/>
-                <w:szCs w:val="24"/>
+                <w:sz w:val="14"/>
+                <w:szCs w:val="14"/>
+              </w:rPr>
+            </w:pPr>
+            <w:r>
+              <w:rPr>
+                <w:rFonts w:ascii="Calibri" w:hAnsi="Calibri"/>
+                <w:color w:val="000000"/>
+                <w:sz w:val="14"/>
+                <w:szCs w:val="14"/>
               </w:rPr>
               <w:t>GET /api/v1/users con Bearer &lt;token_residente&gt;.</w:t>
             </w:r>
@@ -4527,16 +4589,16 @@
           <w:p>
             <w:pPr>
               <w:rPr>
-                <w:sz w:val="18"/>
-                <w:szCs w:val="24"/>
-              </w:rPr>
-            </w:pPr>
-            <w:r>
-              <w:rPr>
-                <w:rFonts w:ascii="Calibri" w:hAnsi="Calibri"/>
-                <w:color w:val="000000"/>
-                <w:sz w:val="18"/>
-                <w:szCs w:val="24"/>
+                <w:sz w:val="14"/>
+                <w:szCs w:val="14"/>
+              </w:rPr>
+            </w:pPr>
+            <w:r>
+              <w:rPr>
+                <w:rFonts w:ascii="Calibri" w:hAnsi="Calibri"/>
+                <w:color w:val="000000"/>
+                <w:sz w:val="14"/>
+                <w:szCs w:val="14"/>
               </w:rPr>
               <w:t>HTTP 403 con mensaje 'denegado' o 'rol'.</w:t>
             </w:r>
@@ -4545,22 +4607,22 @@
         <w:tc>
           <w:tcPr>
             <w:tcW w:w="987" w:type="dxa"/>
-            <w:shd w:val="clear" w:color="auto" w:fill="F2F2F2"/>
-            <w:vAlign w:val="center"/>
-          </w:tcPr>
-          <w:p>
-            <w:pPr>
-              <w:rPr>
-                <w:sz w:val="18"/>
-                <w:szCs w:val="24"/>
-              </w:rPr>
-            </w:pPr>
-            <w:r>
-              <w:rPr>
-                <w:rFonts w:ascii="Calibri" w:hAnsi="Calibri"/>
-                <w:color w:val="000000"/>
-                <w:sz w:val="18"/>
-                <w:szCs w:val="24"/>
+            <w:shd w:val="clear" w:color="auto" w:fill="E2EFDA"/>
+            <w:vAlign w:val="center"/>
+          </w:tcPr>
+          <w:p>
+            <w:pPr>
+              <w:rPr>
+                <w:sz w:val="14"/>
+                <w:szCs w:val="14"/>
+              </w:rPr>
+            </w:pPr>
+            <w:r>
+              <w:rPr>
+                <w:rFonts w:ascii="Calibri" w:hAnsi="Calibri"/>
+                <w:color w:val="000000"/>
+                <w:sz w:val="14"/>
+                <w:szCs w:val="14"/>
               </w:rPr>
               <w:t>HTTP 403 – { error: 'Acceso denegado...' }</w:t>
             </w:r>
@@ -4576,16 +4638,16 @@
             <w:pPr>
               <w:jc w:val="center"/>
               <w:rPr>
-                <w:sz w:val="18"/>
-                <w:szCs w:val="24"/>
-              </w:rPr>
-            </w:pPr>
-            <w:r>
-              <w:rPr>
-                <w:rFonts w:ascii="Calibri" w:hAnsi="Calibri"/>
-                <w:color w:val="000000"/>
-                <w:sz w:val="18"/>
-                <w:szCs w:val="24"/>
+                <w:sz w:val="14"/>
+                <w:szCs w:val="14"/>
+              </w:rPr>
+            </w:pPr>
+            <w:r>
+              <w:rPr>
+                <w:rFonts w:ascii="Calibri" w:hAnsi="Calibri"/>
+                <w:color w:val="000000"/>
+                <w:sz w:val="14"/>
+                <w:szCs w:val="14"/>
               </w:rPr>
               <w:t>PASS</w:t>
             </w:r>
@@ -4594,22 +4656,22 @@
         <w:tc>
           <w:tcPr>
             <w:tcW w:w="1014" w:type="dxa"/>
-            <w:shd w:val="clear" w:color="auto" w:fill="F2F2F2"/>
-            <w:vAlign w:val="center"/>
-          </w:tcPr>
-          <w:p>
-            <w:pPr>
-              <w:rPr>
-                <w:sz w:val="18"/>
-                <w:szCs w:val="24"/>
-              </w:rPr>
-            </w:pPr>
-            <w:r>
-              <w:rPr>
-                <w:rFonts w:ascii="Calibri" w:hAnsi="Calibri"/>
-                <w:color w:val="000000"/>
-                <w:sz w:val="18"/>
-                <w:szCs w:val="24"/>
+            <w:shd w:val="clear" w:color="auto" w:fill="E2EFDA"/>
+            <w:vAlign w:val="center"/>
+          </w:tcPr>
+          <w:p>
+            <w:pPr>
+              <w:rPr>
+                <w:sz w:val="14"/>
+                <w:szCs w:val="14"/>
+              </w:rPr>
+            </w:pPr>
+            <w:r>
+              <w:rPr>
+                <w:rFonts w:ascii="Calibri" w:hAnsi="Calibri"/>
+                <w:color w:val="000000"/>
+                <w:sz w:val="14"/>
+                <w:szCs w:val="14"/>
               </w:rPr>
               <w:t>security.test.js – Test 7</w:t>
             </w:r>
@@ -4630,16 +4692,16 @@
             <w:pPr>
               <w:jc w:val="center"/>
               <w:rPr>
-                <w:sz w:val="18"/>
-                <w:szCs w:val="24"/>
-              </w:rPr>
-            </w:pPr>
-            <w:r>
-              <w:rPr>
-                <w:rFonts w:ascii="Calibri" w:hAnsi="Calibri"/>
-                <w:color w:val="000000"/>
-                <w:sz w:val="18"/>
-                <w:szCs w:val="24"/>
+                <w:sz w:val="14"/>
+                <w:szCs w:val="14"/>
+              </w:rPr>
+            </w:pPr>
+            <w:r>
+              <w:rPr>
+                <w:rFonts w:ascii="Calibri" w:hAnsi="Calibri"/>
+                <w:color w:val="000000"/>
+                <w:sz w:val="14"/>
+                <w:szCs w:val="14"/>
               </w:rPr>
               <w:t>CP-008</w:t>
             </w:r>
@@ -4654,16 +4716,16 @@
           <w:p>
             <w:pPr>
               <w:rPr>
-                <w:sz w:val="18"/>
-                <w:szCs w:val="24"/>
-              </w:rPr>
-            </w:pPr>
-            <w:r>
-              <w:rPr>
-                <w:rFonts w:ascii="Calibri" w:hAnsi="Calibri"/>
-                <w:color w:val="000000"/>
-                <w:sz w:val="18"/>
-                <w:szCs w:val="24"/>
+                <w:sz w:val="14"/>
+                <w:szCs w:val="14"/>
+              </w:rPr>
+            </w:pPr>
+            <w:r>
+              <w:rPr>
+                <w:rFonts w:ascii="Calibri" w:hAnsi="Calibri"/>
+                <w:color w:val="000000"/>
+                <w:sz w:val="14"/>
+                <w:szCs w:val="14"/>
               </w:rPr>
               <w:t>Usuarios</w:t>
             </w:r>
@@ -4678,16 +4740,16 @@
           <w:p>
             <w:pPr>
               <w:rPr>
-                <w:sz w:val="18"/>
-                <w:szCs w:val="24"/>
-              </w:rPr>
-            </w:pPr>
-            <w:r>
-              <w:rPr>
-                <w:rFonts w:ascii="Calibri" w:hAnsi="Calibri"/>
-                <w:color w:val="000000"/>
-                <w:sz w:val="18"/>
-                <w:szCs w:val="24"/>
+                <w:sz w:val="14"/>
+                <w:szCs w:val="14"/>
+              </w:rPr>
+            </w:pPr>
+            <w:r>
+              <w:rPr>
+                <w:rFonts w:ascii="Calibri" w:hAnsi="Calibri"/>
+                <w:color w:val="000000"/>
+                <w:sz w:val="14"/>
+                <w:szCs w:val="14"/>
               </w:rPr>
               <w:t>GET /users con rol Contador: RBAC deniega acceso</w:t>
             </w:r>
@@ -4703,16 +4765,16 @@
             <w:pPr>
               <w:jc w:val="center"/>
               <w:rPr>
-                <w:sz w:val="18"/>
-                <w:szCs w:val="24"/>
-              </w:rPr>
-            </w:pPr>
-            <w:r>
-              <w:rPr>
-                <w:rFonts w:ascii="Calibri" w:hAnsi="Calibri"/>
-                <w:color w:val="000000"/>
-                <w:sz w:val="18"/>
-                <w:szCs w:val="24"/>
+                <w:sz w:val="14"/>
+                <w:szCs w:val="14"/>
+              </w:rPr>
+            </w:pPr>
+            <w:r>
+              <w:rPr>
+                <w:rFonts w:ascii="Calibri" w:hAnsi="Calibri"/>
+                <w:color w:val="000000"/>
+                <w:sz w:val="14"/>
+                <w:szCs w:val="14"/>
               </w:rPr>
               <w:t>Automatizada</w:t>
             </w:r>
@@ -4727,16 +4789,16 @@
           <w:p>
             <w:pPr>
               <w:rPr>
-                <w:sz w:val="18"/>
-                <w:szCs w:val="24"/>
-              </w:rPr>
-            </w:pPr>
-            <w:r>
-              <w:rPr>
-                <w:rFonts w:ascii="Calibri" w:hAnsi="Calibri"/>
-                <w:color w:val="000000"/>
-                <w:sz w:val="18"/>
-                <w:szCs w:val="24"/>
+                <w:sz w:val="14"/>
+                <w:szCs w:val="14"/>
+              </w:rPr>
+            </w:pPr>
+            <w:r>
+              <w:rPr>
+                <w:rFonts w:ascii="Calibri" w:hAnsi="Calibri"/>
+                <w:color w:val="000000"/>
+                <w:sz w:val="14"/>
+                <w:szCs w:val="14"/>
               </w:rPr>
               <w:t>Token con rol 'Contador' generado.</w:t>
             </w:r>
@@ -4751,16 +4813,16 @@
           <w:p>
             <w:pPr>
               <w:rPr>
-                <w:sz w:val="18"/>
-                <w:szCs w:val="24"/>
-              </w:rPr>
-            </w:pPr>
-            <w:r>
-              <w:rPr>
-                <w:rFonts w:ascii="Calibri" w:hAnsi="Calibri"/>
-                <w:color w:val="000000"/>
-                <w:sz w:val="18"/>
-                <w:szCs w:val="24"/>
+                <w:sz w:val="14"/>
+                <w:szCs w:val="14"/>
+              </w:rPr>
+            </w:pPr>
+            <w:r>
+              <w:rPr>
+                <w:rFonts w:ascii="Calibri" w:hAnsi="Calibri"/>
+                <w:color w:val="000000"/>
+                <w:sz w:val="14"/>
+                <w:szCs w:val="14"/>
               </w:rPr>
               <w:t>GET /api/v1/users con Bearer &lt;token_contador&gt;.</w:t>
             </w:r>
@@ -4775,16 +4837,16 @@
           <w:p>
             <w:pPr>
               <w:rPr>
-                <w:sz w:val="18"/>
-                <w:szCs w:val="24"/>
-              </w:rPr>
-            </w:pPr>
-            <w:r>
-              <w:rPr>
-                <w:rFonts w:ascii="Calibri" w:hAnsi="Calibri"/>
-                <w:color w:val="000000"/>
-                <w:sz w:val="18"/>
-                <w:szCs w:val="24"/>
+                <w:sz w:val="14"/>
+                <w:szCs w:val="14"/>
+              </w:rPr>
+            </w:pPr>
+            <w:r>
+              <w:rPr>
+                <w:rFonts w:ascii="Calibri" w:hAnsi="Calibri"/>
+                <w:color w:val="000000"/>
+                <w:sz w:val="14"/>
+                <w:szCs w:val="14"/>
               </w:rPr>
               <w:t>HTTP 403 con mensaje 'denegado' o 'rol'.</w:t>
             </w:r>
@@ -4793,22 +4855,22 @@
         <w:tc>
           <w:tcPr>
             <w:tcW w:w="987" w:type="dxa"/>
-            <w:shd w:val="clear" w:color="auto" w:fill="FFFFFF"/>
-            <w:vAlign w:val="center"/>
-          </w:tcPr>
-          <w:p>
-            <w:pPr>
-              <w:rPr>
-                <w:sz w:val="18"/>
-                <w:szCs w:val="24"/>
-              </w:rPr>
-            </w:pPr>
-            <w:r>
-              <w:rPr>
-                <w:rFonts w:ascii="Calibri" w:hAnsi="Calibri"/>
-                <w:color w:val="000000"/>
-                <w:sz w:val="18"/>
-                <w:szCs w:val="24"/>
+            <w:shd w:val="clear" w:color="auto" w:fill="E2EFDA"/>
+            <w:vAlign w:val="center"/>
+          </w:tcPr>
+          <w:p>
+            <w:pPr>
+              <w:rPr>
+                <w:sz w:val="14"/>
+                <w:szCs w:val="14"/>
+              </w:rPr>
+            </w:pPr>
+            <w:r>
+              <w:rPr>
+                <w:rFonts w:ascii="Calibri" w:hAnsi="Calibri"/>
+                <w:color w:val="000000"/>
+                <w:sz w:val="14"/>
+                <w:szCs w:val="14"/>
               </w:rPr>
               <w:t>HTTP 403 – { error: 'Acceso denegado...' }</w:t>
             </w:r>
@@ -4824,16 +4886,16 @@
             <w:pPr>
               <w:jc w:val="center"/>
               <w:rPr>
-                <w:sz w:val="18"/>
-                <w:szCs w:val="24"/>
-              </w:rPr>
-            </w:pPr>
-            <w:r>
-              <w:rPr>
-                <w:rFonts w:ascii="Calibri" w:hAnsi="Calibri"/>
-                <w:color w:val="000000"/>
-                <w:sz w:val="18"/>
-                <w:szCs w:val="24"/>
+                <w:sz w:val="14"/>
+                <w:szCs w:val="14"/>
+              </w:rPr>
+            </w:pPr>
+            <w:r>
+              <w:rPr>
+                <w:rFonts w:ascii="Calibri" w:hAnsi="Calibri"/>
+                <w:color w:val="000000"/>
+                <w:sz w:val="14"/>
+                <w:szCs w:val="14"/>
               </w:rPr>
               <w:t>PASS</w:t>
             </w:r>
@@ -4842,22 +4904,22 @@
         <w:tc>
           <w:tcPr>
             <w:tcW w:w="1014" w:type="dxa"/>
-            <w:shd w:val="clear" w:color="auto" w:fill="FFFFFF"/>
-            <w:vAlign w:val="center"/>
-          </w:tcPr>
-          <w:p>
-            <w:pPr>
-              <w:rPr>
-                <w:sz w:val="18"/>
-                <w:szCs w:val="24"/>
-              </w:rPr>
-            </w:pPr>
-            <w:r>
-              <w:rPr>
-                <w:rFonts w:ascii="Calibri" w:hAnsi="Calibri"/>
-                <w:color w:val="000000"/>
-                <w:sz w:val="18"/>
-                <w:szCs w:val="24"/>
+            <w:shd w:val="clear" w:color="auto" w:fill="E2EFDA"/>
+            <w:vAlign w:val="center"/>
+          </w:tcPr>
+          <w:p>
+            <w:pPr>
+              <w:rPr>
+                <w:sz w:val="14"/>
+                <w:szCs w:val="14"/>
+              </w:rPr>
+            </w:pPr>
+            <w:r>
+              <w:rPr>
+                <w:rFonts w:ascii="Calibri" w:hAnsi="Calibri"/>
+                <w:color w:val="000000"/>
+                <w:sz w:val="14"/>
+                <w:szCs w:val="14"/>
               </w:rPr>
               <w:t>security.test.js – Test 8</w:t>
             </w:r>
@@ -4878,16 +4940,16 @@
             <w:pPr>
               <w:jc w:val="center"/>
               <w:rPr>
-                <w:sz w:val="18"/>
-                <w:szCs w:val="24"/>
-              </w:rPr>
-            </w:pPr>
-            <w:r>
-              <w:rPr>
-                <w:rFonts w:ascii="Calibri" w:hAnsi="Calibri"/>
-                <w:color w:val="000000"/>
-                <w:sz w:val="18"/>
-                <w:szCs w:val="24"/>
+                <w:sz w:val="14"/>
+                <w:szCs w:val="14"/>
+              </w:rPr>
+            </w:pPr>
+            <w:r>
+              <w:rPr>
+                <w:rFonts w:ascii="Calibri" w:hAnsi="Calibri"/>
+                <w:color w:val="000000"/>
+                <w:sz w:val="14"/>
+                <w:szCs w:val="14"/>
               </w:rPr>
               <w:t>CP-009</w:t>
             </w:r>
@@ -4902,16 +4964,16 @@
           <w:p>
             <w:pPr>
               <w:rPr>
-                <w:sz w:val="18"/>
-                <w:szCs w:val="24"/>
-              </w:rPr>
-            </w:pPr>
-            <w:r>
-              <w:rPr>
-                <w:rFonts w:ascii="Calibri" w:hAnsi="Calibri"/>
-                <w:color w:val="000000"/>
-                <w:sz w:val="18"/>
-                <w:szCs w:val="24"/>
+                <w:sz w:val="14"/>
+                <w:szCs w:val="14"/>
+              </w:rPr>
+            </w:pPr>
+            <w:r>
+              <w:rPr>
+                <w:rFonts w:ascii="Calibri" w:hAnsi="Calibri"/>
+                <w:color w:val="000000"/>
+                <w:sz w:val="14"/>
+                <w:szCs w:val="14"/>
               </w:rPr>
               <w:t>Usuarios</w:t>
             </w:r>
@@ -4926,16 +4988,16 @@
           <w:p>
             <w:pPr>
               <w:rPr>
-                <w:sz w:val="18"/>
-                <w:szCs w:val="24"/>
-              </w:rPr>
-            </w:pPr>
-            <w:r>
-              <w:rPr>
-                <w:rFonts w:ascii="Calibri" w:hAnsi="Calibri"/>
-                <w:color w:val="000000"/>
-                <w:sz w:val="18"/>
-                <w:szCs w:val="24"/>
+                <w:sz w:val="14"/>
+                <w:szCs w:val="14"/>
+              </w:rPr>
+            </w:pPr>
+            <w:r>
+              <w:rPr>
+                <w:rFonts w:ascii="Calibri" w:hAnsi="Calibri"/>
+                <w:color w:val="000000"/>
+                <w:sz w:val="14"/>
+                <w:szCs w:val="14"/>
               </w:rPr>
               <w:t>GET /users con rol Administrador: RBAC permite el paso</w:t>
             </w:r>
@@ -4951,16 +5013,16 @@
             <w:pPr>
               <w:jc w:val="center"/>
               <w:rPr>
-                <w:sz w:val="18"/>
-                <w:szCs w:val="24"/>
-              </w:rPr>
-            </w:pPr>
-            <w:r>
-              <w:rPr>
-                <w:rFonts w:ascii="Calibri" w:hAnsi="Calibri"/>
-                <w:color w:val="000000"/>
-                <w:sz w:val="18"/>
-                <w:szCs w:val="24"/>
+                <w:sz w:val="14"/>
+                <w:szCs w:val="14"/>
+              </w:rPr>
+            </w:pPr>
+            <w:r>
+              <w:rPr>
+                <w:rFonts w:ascii="Calibri" w:hAnsi="Calibri"/>
+                <w:color w:val="000000"/>
+                <w:sz w:val="14"/>
+                <w:szCs w:val="14"/>
               </w:rPr>
               <w:t>Automatizada</w:t>
             </w:r>
@@ -4975,16 +5037,16 @@
           <w:p>
             <w:pPr>
               <w:rPr>
-                <w:sz w:val="18"/>
-                <w:szCs w:val="24"/>
-              </w:rPr>
-            </w:pPr>
-            <w:r>
-              <w:rPr>
-                <w:rFonts w:ascii="Calibri" w:hAnsi="Calibri"/>
-                <w:color w:val="000000"/>
-                <w:sz w:val="18"/>
-                <w:szCs w:val="24"/>
+                <w:sz w:val="14"/>
+                <w:szCs w:val="14"/>
+              </w:rPr>
+            </w:pPr>
+            <w:r>
+              <w:rPr>
+                <w:rFonts w:ascii="Calibri" w:hAnsi="Calibri"/>
+                <w:color w:val="000000"/>
+                <w:sz w:val="14"/>
+                <w:szCs w:val="14"/>
               </w:rPr>
               <w:t>Token con rol 'Administrador del Sistema' generado.</w:t>
             </w:r>
@@ -4999,16 +5061,16 @@
           <w:p>
             <w:pPr>
               <w:rPr>
-                <w:sz w:val="18"/>
-                <w:szCs w:val="24"/>
-              </w:rPr>
-            </w:pPr>
-            <w:r>
-              <w:rPr>
-                <w:rFonts w:ascii="Calibri" w:hAnsi="Calibri"/>
-                <w:color w:val="000000"/>
-                <w:sz w:val="18"/>
-                <w:szCs w:val="24"/>
+                <w:sz w:val="14"/>
+                <w:szCs w:val="14"/>
+              </w:rPr>
+            </w:pPr>
+            <w:r>
+              <w:rPr>
+                <w:rFonts w:ascii="Calibri" w:hAnsi="Calibri"/>
+                <w:color w:val="000000"/>
+                <w:sz w:val="14"/>
+                <w:szCs w:val="14"/>
               </w:rPr>
               <w:t>GET /api/v1/users con Bearer &lt;token_admin&gt;.</w:t>
             </w:r>
@@ -5023,16 +5085,16 @@
           <w:p>
             <w:pPr>
               <w:rPr>
-                <w:sz w:val="18"/>
-                <w:szCs w:val="24"/>
-              </w:rPr>
-            </w:pPr>
-            <w:r>
-              <w:rPr>
-                <w:rFonts w:ascii="Calibri" w:hAnsi="Calibri"/>
-                <w:color w:val="000000"/>
-                <w:sz w:val="18"/>
-                <w:szCs w:val="24"/>
+                <w:sz w:val="14"/>
+                <w:szCs w:val="14"/>
+              </w:rPr>
+            </w:pPr>
+            <w:r>
+              <w:rPr>
+                <w:rFonts w:ascii="Calibri" w:hAnsi="Calibri"/>
+                <w:color w:val="000000"/>
+                <w:sz w:val="14"/>
+                <w:szCs w:val="14"/>
               </w:rPr>
               <w:t>HTTP 200 o 500 (no 403).</w:t>
             </w:r>
@@ -5041,22 +5103,22 @@
         <w:tc>
           <w:tcPr>
             <w:tcW w:w="987" w:type="dxa"/>
-            <w:shd w:val="clear" w:color="auto" w:fill="F2F2F2"/>
-            <w:vAlign w:val="center"/>
-          </w:tcPr>
-          <w:p>
-            <w:pPr>
-              <w:rPr>
-                <w:sz w:val="18"/>
-                <w:szCs w:val="24"/>
-              </w:rPr>
-            </w:pPr>
-            <w:r>
-              <w:rPr>
-                <w:rFonts w:ascii="Calibri" w:hAnsi="Calibri"/>
-                <w:color w:val="000000"/>
-                <w:sz w:val="18"/>
-                <w:szCs w:val="24"/>
+            <w:shd w:val="clear" w:color="auto" w:fill="E2EFDA"/>
+            <w:vAlign w:val="center"/>
+          </w:tcPr>
+          <w:p>
+            <w:pPr>
+              <w:rPr>
+                <w:sz w:val="14"/>
+                <w:szCs w:val="14"/>
+              </w:rPr>
+            </w:pPr>
+            <w:r>
+              <w:rPr>
+                <w:rFonts w:ascii="Calibri" w:hAnsi="Calibri"/>
+                <w:color w:val="000000"/>
+                <w:sz w:val="14"/>
+                <w:szCs w:val="14"/>
               </w:rPr>
               <w:t>HTTP 200 o 500 según disponibilidad de BD.</w:t>
             </w:r>
@@ -5072,16 +5134,16 @@
             <w:pPr>
               <w:jc w:val="center"/>
               <w:rPr>
-                <w:sz w:val="18"/>
-                <w:szCs w:val="24"/>
-              </w:rPr>
-            </w:pPr>
-            <w:r>
-              <w:rPr>
-                <w:rFonts w:ascii="Calibri" w:hAnsi="Calibri"/>
-                <w:color w:val="000000"/>
-                <w:sz w:val="18"/>
-                <w:szCs w:val="24"/>
+                <w:sz w:val="14"/>
+                <w:szCs w:val="14"/>
+              </w:rPr>
+            </w:pPr>
+            <w:r>
+              <w:rPr>
+                <w:rFonts w:ascii="Calibri" w:hAnsi="Calibri"/>
+                <w:color w:val="000000"/>
+                <w:sz w:val="14"/>
+                <w:szCs w:val="14"/>
               </w:rPr>
               <w:t>PASS</w:t>
             </w:r>
@@ -5090,22 +5152,22 @@
         <w:tc>
           <w:tcPr>
             <w:tcW w:w="1014" w:type="dxa"/>
-            <w:shd w:val="clear" w:color="auto" w:fill="F2F2F2"/>
-            <w:vAlign w:val="center"/>
-          </w:tcPr>
-          <w:p>
-            <w:pPr>
-              <w:rPr>
-                <w:sz w:val="18"/>
-                <w:szCs w:val="24"/>
-              </w:rPr>
-            </w:pPr>
-            <w:r>
-              <w:rPr>
-                <w:rFonts w:ascii="Calibri" w:hAnsi="Calibri"/>
-                <w:color w:val="000000"/>
-                <w:sz w:val="18"/>
-                <w:szCs w:val="24"/>
+            <w:shd w:val="clear" w:color="auto" w:fill="E2EFDA"/>
+            <w:vAlign w:val="center"/>
+          </w:tcPr>
+          <w:p>
+            <w:pPr>
+              <w:rPr>
+                <w:sz w:val="14"/>
+                <w:szCs w:val="14"/>
+              </w:rPr>
+            </w:pPr>
+            <w:r>
+              <w:rPr>
+                <w:rFonts w:ascii="Calibri" w:hAnsi="Calibri"/>
+                <w:color w:val="000000"/>
+                <w:sz w:val="14"/>
+                <w:szCs w:val="14"/>
               </w:rPr>
               <w:t>security.test.js – Test 9</w:t>
             </w:r>
@@ -5126,17 +5188,18 @@
             <w:pPr>
               <w:jc w:val="center"/>
               <w:rPr>
-                <w:sz w:val="18"/>
-                <w:szCs w:val="24"/>
-              </w:rPr>
-            </w:pPr>
-            <w:r>
-              <w:rPr>
-                <w:rFonts w:ascii="Calibri" w:hAnsi="Calibri"/>
-                <w:color w:val="000000"/>
-                <w:sz w:val="18"/>
-                <w:szCs w:val="24"/>
-              </w:rPr>
+                <w:sz w:val="14"/>
+                <w:szCs w:val="14"/>
+              </w:rPr>
+            </w:pPr>
+            <w:r>
+              <w:rPr>
+                <w:rFonts w:ascii="Calibri" w:hAnsi="Calibri"/>
+                <w:color w:val="000000"/>
+                <w:sz w:val="14"/>
+                <w:szCs w:val="14"/>
+              </w:rPr>
+              <w:lastRenderedPageBreak/>
               <w:t>CP-010</w:t>
             </w:r>
           </w:p>
@@ -5150,16 +5213,16 @@
           <w:p>
             <w:pPr>
               <w:rPr>
-                <w:sz w:val="18"/>
-                <w:szCs w:val="24"/>
-              </w:rPr>
-            </w:pPr>
-            <w:r>
-              <w:rPr>
-                <w:rFonts w:ascii="Calibri" w:hAnsi="Calibri"/>
-                <w:color w:val="000000"/>
-                <w:sz w:val="18"/>
-                <w:szCs w:val="24"/>
+                <w:sz w:val="14"/>
+                <w:szCs w:val="14"/>
+              </w:rPr>
+            </w:pPr>
+            <w:r>
+              <w:rPr>
+                <w:rFonts w:ascii="Calibri" w:hAnsi="Calibri"/>
+                <w:color w:val="000000"/>
+                <w:sz w:val="14"/>
+                <w:szCs w:val="14"/>
               </w:rPr>
               <w:t>Usuarios</w:t>
             </w:r>
@@ -5174,16 +5237,16 @@
           <w:p>
             <w:pPr>
               <w:rPr>
-                <w:sz w:val="18"/>
-                <w:szCs w:val="24"/>
-              </w:rPr>
-            </w:pPr>
-            <w:r>
-              <w:rPr>
-                <w:rFonts w:ascii="Calibri" w:hAnsi="Calibri"/>
-                <w:color w:val="000000"/>
-                <w:sz w:val="18"/>
-                <w:szCs w:val="24"/>
+                <w:sz w:val="14"/>
+                <w:szCs w:val="14"/>
+              </w:rPr>
+            </w:pPr>
+            <w:r>
+              <w:rPr>
+                <w:rFonts w:ascii="Calibri" w:hAnsi="Calibri"/>
+                <w:color w:val="000000"/>
+                <w:sz w:val="14"/>
+                <w:szCs w:val="14"/>
               </w:rPr>
               <w:t>POST /users con rol Residente: creación denegada</w:t>
             </w:r>
@@ -5199,16 +5262,16 @@
             <w:pPr>
               <w:jc w:val="center"/>
               <w:rPr>
-                <w:sz w:val="18"/>
-                <w:szCs w:val="24"/>
-              </w:rPr>
-            </w:pPr>
-            <w:r>
-              <w:rPr>
-                <w:rFonts w:ascii="Calibri" w:hAnsi="Calibri"/>
-                <w:color w:val="000000"/>
-                <w:sz w:val="18"/>
-                <w:szCs w:val="24"/>
+                <w:sz w:val="14"/>
+                <w:szCs w:val="14"/>
+              </w:rPr>
+            </w:pPr>
+            <w:r>
+              <w:rPr>
+                <w:rFonts w:ascii="Calibri" w:hAnsi="Calibri"/>
+                <w:color w:val="000000"/>
+                <w:sz w:val="14"/>
+                <w:szCs w:val="14"/>
               </w:rPr>
               <w:t>Automatizada</w:t>
             </w:r>
@@ -5223,16 +5286,16 @@
           <w:p>
             <w:pPr>
               <w:rPr>
-                <w:sz w:val="18"/>
-                <w:szCs w:val="24"/>
-              </w:rPr>
-            </w:pPr>
-            <w:r>
-              <w:rPr>
-                <w:rFonts w:ascii="Calibri" w:hAnsi="Calibri"/>
-                <w:color w:val="000000"/>
-                <w:sz w:val="18"/>
-                <w:szCs w:val="24"/>
+                <w:sz w:val="14"/>
+                <w:szCs w:val="14"/>
+              </w:rPr>
+            </w:pPr>
+            <w:r>
+              <w:rPr>
+                <w:rFonts w:ascii="Calibri" w:hAnsi="Calibri"/>
+                <w:color w:val="000000"/>
+                <w:sz w:val="14"/>
+                <w:szCs w:val="14"/>
               </w:rPr>
               <w:t>Token con rol 'Residente' generado.</w:t>
             </w:r>
@@ -5247,16 +5310,16 @@
           <w:p>
             <w:pPr>
               <w:rPr>
-                <w:sz w:val="18"/>
-                <w:szCs w:val="24"/>
-              </w:rPr>
-            </w:pPr>
-            <w:r>
-              <w:rPr>
-                <w:rFonts w:ascii="Calibri" w:hAnsi="Calibri"/>
-                <w:color w:val="000000"/>
-                <w:sz w:val="18"/>
-                <w:szCs w:val="24"/>
+                <w:sz w:val="14"/>
+                <w:szCs w:val="14"/>
+              </w:rPr>
+            </w:pPr>
+            <w:r>
+              <w:rPr>
+                <w:rFonts w:ascii="Calibri" w:hAnsi="Calibri"/>
+                <w:color w:val="000000"/>
+                <w:sz w:val="14"/>
+                <w:szCs w:val="14"/>
               </w:rPr>
               <w:t>POST /api/v1/users con Bearer &lt;token_residente&gt; y body de usuario.</w:t>
             </w:r>
@@ -5271,16 +5334,16 @@
           <w:p>
             <w:pPr>
               <w:rPr>
-                <w:sz w:val="18"/>
-                <w:szCs w:val="24"/>
-              </w:rPr>
-            </w:pPr>
-            <w:r>
-              <w:rPr>
-                <w:rFonts w:ascii="Calibri" w:hAnsi="Calibri"/>
-                <w:color w:val="000000"/>
-                <w:sz w:val="18"/>
-                <w:szCs w:val="24"/>
+                <w:sz w:val="14"/>
+                <w:szCs w:val="14"/>
+              </w:rPr>
+            </w:pPr>
+            <w:r>
+              <w:rPr>
+                <w:rFonts w:ascii="Calibri" w:hAnsi="Calibri"/>
+                <w:color w:val="000000"/>
+                <w:sz w:val="14"/>
+                <w:szCs w:val="14"/>
               </w:rPr>
               <w:t>HTTP 403.</w:t>
             </w:r>
@@ -5289,22 +5352,22 @@
         <w:tc>
           <w:tcPr>
             <w:tcW w:w="987" w:type="dxa"/>
-            <w:shd w:val="clear" w:color="auto" w:fill="FFFFFF"/>
-            <w:vAlign w:val="center"/>
-          </w:tcPr>
-          <w:p>
-            <w:pPr>
-              <w:rPr>
-                <w:sz w:val="18"/>
-                <w:szCs w:val="24"/>
-              </w:rPr>
-            </w:pPr>
-            <w:r>
-              <w:rPr>
-                <w:rFonts w:ascii="Calibri" w:hAnsi="Calibri"/>
-                <w:color w:val="000000"/>
-                <w:sz w:val="18"/>
-                <w:szCs w:val="24"/>
+            <w:shd w:val="clear" w:color="auto" w:fill="E2EFDA"/>
+            <w:vAlign w:val="center"/>
+          </w:tcPr>
+          <w:p>
+            <w:pPr>
+              <w:rPr>
+                <w:sz w:val="14"/>
+                <w:szCs w:val="14"/>
+              </w:rPr>
+            </w:pPr>
+            <w:r>
+              <w:rPr>
+                <w:rFonts w:ascii="Calibri" w:hAnsi="Calibri"/>
+                <w:color w:val="000000"/>
+                <w:sz w:val="14"/>
+                <w:szCs w:val="14"/>
               </w:rPr>
               <w:t>HTTP 403.</w:t>
             </w:r>
@@ -5320,16 +5383,16 @@
             <w:pPr>
               <w:jc w:val="center"/>
               <w:rPr>
-                <w:sz w:val="18"/>
-                <w:szCs w:val="24"/>
-              </w:rPr>
-            </w:pPr>
-            <w:r>
-              <w:rPr>
-                <w:rFonts w:ascii="Calibri" w:hAnsi="Calibri"/>
-                <w:color w:val="000000"/>
-                <w:sz w:val="18"/>
-                <w:szCs w:val="24"/>
+                <w:sz w:val="14"/>
+                <w:szCs w:val="14"/>
+              </w:rPr>
+            </w:pPr>
+            <w:r>
+              <w:rPr>
+                <w:rFonts w:ascii="Calibri" w:hAnsi="Calibri"/>
+                <w:color w:val="000000"/>
+                <w:sz w:val="14"/>
+                <w:szCs w:val="14"/>
               </w:rPr>
               <w:t>PASS</w:t>
             </w:r>
@@ -5338,22 +5401,22 @@
         <w:tc>
           <w:tcPr>
             <w:tcW w:w="1014" w:type="dxa"/>
-            <w:shd w:val="clear" w:color="auto" w:fill="FFFFFF"/>
-            <w:vAlign w:val="center"/>
-          </w:tcPr>
-          <w:p>
-            <w:pPr>
-              <w:rPr>
-                <w:sz w:val="18"/>
-                <w:szCs w:val="24"/>
-              </w:rPr>
-            </w:pPr>
-            <w:r>
-              <w:rPr>
-                <w:rFonts w:ascii="Calibri" w:hAnsi="Calibri"/>
-                <w:color w:val="000000"/>
-                <w:sz w:val="18"/>
-                <w:szCs w:val="24"/>
+            <w:shd w:val="clear" w:color="auto" w:fill="E2EFDA"/>
+            <w:vAlign w:val="center"/>
+          </w:tcPr>
+          <w:p>
+            <w:pPr>
+              <w:rPr>
+                <w:sz w:val="14"/>
+                <w:szCs w:val="14"/>
+              </w:rPr>
+            </w:pPr>
+            <w:r>
+              <w:rPr>
+                <w:rFonts w:ascii="Calibri" w:hAnsi="Calibri"/>
+                <w:color w:val="000000"/>
+                <w:sz w:val="14"/>
+                <w:szCs w:val="14"/>
               </w:rPr>
               <w:t>security.test.js – Test 10</w:t>
             </w:r>
@@ -5374,16 +5437,16 @@
             <w:pPr>
               <w:jc w:val="center"/>
               <w:rPr>
-                <w:sz w:val="18"/>
-                <w:szCs w:val="24"/>
-              </w:rPr>
-            </w:pPr>
-            <w:r>
-              <w:rPr>
-                <w:rFonts w:ascii="Calibri" w:hAnsi="Calibri"/>
-                <w:color w:val="000000"/>
-                <w:sz w:val="18"/>
-                <w:szCs w:val="24"/>
+                <w:sz w:val="14"/>
+                <w:szCs w:val="14"/>
+              </w:rPr>
+            </w:pPr>
+            <w:r>
+              <w:rPr>
+                <w:rFonts w:ascii="Calibri" w:hAnsi="Calibri"/>
+                <w:color w:val="000000"/>
+                <w:sz w:val="14"/>
+                <w:szCs w:val="14"/>
               </w:rPr>
               <w:t>CP-011</w:t>
             </w:r>
@@ -5398,16 +5461,16 @@
           <w:p>
             <w:pPr>
               <w:rPr>
-                <w:sz w:val="18"/>
-                <w:szCs w:val="24"/>
-              </w:rPr>
-            </w:pPr>
-            <w:r>
-              <w:rPr>
-                <w:rFonts w:ascii="Calibri" w:hAnsi="Calibri"/>
-                <w:color w:val="000000"/>
-                <w:sz w:val="18"/>
-                <w:szCs w:val="24"/>
+                <w:sz w:val="14"/>
+                <w:szCs w:val="14"/>
+              </w:rPr>
+            </w:pPr>
+            <w:r>
+              <w:rPr>
+                <w:rFonts w:ascii="Calibri" w:hAnsi="Calibri"/>
+                <w:color w:val="000000"/>
+                <w:sz w:val="14"/>
+                <w:szCs w:val="14"/>
               </w:rPr>
               <w:t>Usuarios</w:t>
             </w:r>
@@ -5422,16 +5485,16 @@
           <w:p>
             <w:pPr>
               <w:rPr>
-                <w:sz w:val="18"/>
-                <w:szCs w:val="24"/>
-              </w:rPr>
-            </w:pPr>
-            <w:r>
-              <w:rPr>
-                <w:rFonts w:ascii="Calibri" w:hAnsi="Calibri"/>
-                <w:color w:val="000000"/>
-                <w:sz w:val="18"/>
-                <w:szCs w:val="24"/>
+                <w:sz w:val="14"/>
+                <w:szCs w:val="14"/>
+              </w:rPr>
+            </w:pPr>
+            <w:r>
+              <w:rPr>
+                <w:rFonts w:ascii="Calibri" w:hAnsi="Calibri"/>
+                <w:color w:val="000000"/>
+                <w:sz w:val="14"/>
+                <w:szCs w:val="14"/>
               </w:rPr>
               <w:t>PATCH /users/:id/role con rol Contador: cambio de rol denegado</w:t>
             </w:r>
@@ -5447,16 +5510,16 @@
             <w:pPr>
               <w:jc w:val="center"/>
               <w:rPr>
-                <w:sz w:val="18"/>
-                <w:szCs w:val="24"/>
-              </w:rPr>
-            </w:pPr>
-            <w:r>
-              <w:rPr>
-                <w:rFonts w:ascii="Calibri" w:hAnsi="Calibri"/>
-                <w:color w:val="000000"/>
-                <w:sz w:val="18"/>
-                <w:szCs w:val="24"/>
+                <w:sz w:val="14"/>
+                <w:szCs w:val="14"/>
+              </w:rPr>
+            </w:pPr>
+            <w:r>
+              <w:rPr>
+                <w:rFonts w:ascii="Calibri" w:hAnsi="Calibri"/>
+                <w:color w:val="000000"/>
+                <w:sz w:val="14"/>
+                <w:szCs w:val="14"/>
               </w:rPr>
               <w:t>Automatizada</w:t>
             </w:r>
@@ -5471,16 +5534,16 @@
           <w:p>
             <w:pPr>
               <w:rPr>
-                <w:sz w:val="18"/>
-                <w:szCs w:val="24"/>
-              </w:rPr>
-            </w:pPr>
-            <w:r>
-              <w:rPr>
-                <w:rFonts w:ascii="Calibri" w:hAnsi="Calibri"/>
-                <w:color w:val="000000"/>
-                <w:sz w:val="18"/>
-                <w:szCs w:val="24"/>
+                <w:sz w:val="14"/>
+                <w:szCs w:val="14"/>
+              </w:rPr>
+            </w:pPr>
+            <w:r>
+              <w:rPr>
+                <w:rFonts w:ascii="Calibri" w:hAnsi="Calibri"/>
+                <w:color w:val="000000"/>
+                <w:sz w:val="14"/>
+                <w:szCs w:val="14"/>
               </w:rPr>
               <w:t>Token con rol 'Contador' generado.</w:t>
             </w:r>
@@ -5495,16 +5558,16 @@
           <w:p>
             <w:pPr>
               <w:rPr>
-                <w:sz w:val="18"/>
-                <w:szCs w:val="24"/>
-              </w:rPr>
-            </w:pPr>
-            <w:r>
-              <w:rPr>
-                <w:rFonts w:ascii="Calibri" w:hAnsi="Calibri"/>
-                <w:color w:val="000000"/>
-                <w:sz w:val="18"/>
-                <w:szCs w:val="24"/>
+                <w:sz w:val="14"/>
+                <w:szCs w:val="14"/>
+              </w:rPr>
+            </w:pPr>
+            <w:r>
+              <w:rPr>
+                <w:rFonts w:ascii="Calibri" w:hAnsi="Calibri"/>
+                <w:color w:val="000000"/>
+                <w:sz w:val="14"/>
+                <w:szCs w:val="14"/>
               </w:rPr>
               <w:t>PATCH /api/v1/users/any-id/role con Bearer &lt;token_contador&gt;.</w:t>
             </w:r>
@@ -5519,16 +5582,16 @@
           <w:p>
             <w:pPr>
               <w:rPr>
-                <w:sz w:val="18"/>
-                <w:szCs w:val="24"/>
-              </w:rPr>
-            </w:pPr>
-            <w:r>
-              <w:rPr>
-                <w:rFonts w:ascii="Calibri" w:hAnsi="Calibri"/>
-                <w:color w:val="000000"/>
-                <w:sz w:val="18"/>
-                <w:szCs w:val="24"/>
+                <w:sz w:val="14"/>
+                <w:szCs w:val="14"/>
+              </w:rPr>
+            </w:pPr>
+            <w:r>
+              <w:rPr>
+                <w:rFonts w:ascii="Calibri" w:hAnsi="Calibri"/>
+                <w:color w:val="000000"/>
+                <w:sz w:val="14"/>
+                <w:szCs w:val="14"/>
               </w:rPr>
               <w:t>HTTP 403.</w:t>
             </w:r>
@@ -5537,22 +5600,22 @@
         <w:tc>
           <w:tcPr>
             <w:tcW w:w="987" w:type="dxa"/>
-            <w:shd w:val="clear" w:color="auto" w:fill="F2F2F2"/>
-            <w:vAlign w:val="center"/>
-          </w:tcPr>
-          <w:p>
-            <w:pPr>
-              <w:rPr>
-                <w:sz w:val="18"/>
-                <w:szCs w:val="24"/>
-              </w:rPr>
-            </w:pPr>
-            <w:r>
-              <w:rPr>
-                <w:rFonts w:ascii="Calibri" w:hAnsi="Calibri"/>
-                <w:color w:val="000000"/>
-                <w:sz w:val="18"/>
-                <w:szCs w:val="24"/>
+            <w:shd w:val="clear" w:color="auto" w:fill="E2EFDA"/>
+            <w:vAlign w:val="center"/>
+          </w:tcPr>
+          <w:p>
+            <w:pPr>
+              <w:rPr>
+                <w:sz w:val="14"/>
+                <w:szCs w:val="14"/>
+              </w:rPr>
+            </w:pPr>
+            <w:r>
+              <w:rPr>
+                <w:rFonts w:ascii="Calibri" w:hAnsi="Calibri"/>
+                <w:color w:val="000000"/>
+                <w:sz w:val="14"/>
+                <w:szCs w:val="14"/>
               </w:rPr>
               <w:t>HTTP 403.</w:t>
             </w:r>
@@ -5568,16 +5631,16 @@
             <w:pPr>
               <w:jc w:val="center"/>
               <w:rPr>
-                <w:sz w:val="18"/>
-                <w:szCs w:val="24"/>
-              </w:rPr>
-            </w:pPr>
-            <w:r>
-              <w:rPr>
-                <w:rFonts w:ascii="Calibri" w:hAnsi="Calibri"/>
-                <w:color w:val="000000"/>
-                <w:sz w:val="18"/>
-                <w:szCs w:val="24"/>
+                <w:sz w:val="14"/>
+                <w:szCs w:val="14"/>
+              </w:rPr>
+            </w:pPr>
+            <w:r>
+              <w:rPr>
+                <w:rFonts w:ascii="Calibri" w:hAnsi="Calibri"/>
+                <w:color w:val="000000"/>
+                <w:sz w:val="14"/>
+                <w:szCs w:val="14"/>
               </w:rPr>
               <w:t>PASS</w:t>
             </w:r>
@@ -5586,22 +5649,22 @@
         <w:tc>
           <w:tcPr>
             <w:tcW w:w="1014" w:type="dxa"/>
-            <w:shd w:val="clear" w:color="auto" w:fill="F2F2F2"/>
-            <w:vAlign w:val="center"/>
-          </w:tcPr>
-          <w:p>
-            <w:pPr>
-              <w:rPr>
-                <w:sz w:val="18"/>
-                <w:szCs w:val="24"/>
-              </w:rPr>
-            </w:pPr>
-            <w:r>
-              <w:rPr>
-                <w:rFonts w:ascii="Calibri" w:hAnsi="Calibri"/>
-                <w:color w:val="000000"/>
-                <w:sz w:val="18"/>
-                <w:szCs w:val="24"/>
+            <w:shd w:val="clear" w:color="auto" w:fill="E2EFDA"/>
+            <w:vAlign w:val="center"/>
+          </w:tcPr>
+          <w:p>
+            <w:pPr>
+              <w:rPr>
+                <w:sz w:val="14"/>
+                <w:szCs w:val="14"/>
+              </w:rPr>
+            </w:pPr>
+            <w:r>
+              <w:rPr>
+                <w:rFonts w:ascii="Calibri" w:hAnsi="Calibri"/>
+                <w:color w:val="000000"/>
+                <w:sz w:val="14"/>
+                <w:szCs w:val="14"/>
               </w:rPr>
               <w:t>security.test.js – Test 11</w:t>
             </w:r>
@@ -5622,16 +5685,16 @@
             <w:pPr>
               <w:jc w:val="center"/>
               <w:rPr>
-                <w:sz w:val="18"/>
-                <w:szCs w:val="24"/>
-              </w:rPr>
-            </w:pPr>
-            <w:r>
-              <w:rPr>
-                <w:rFonts w:ascii="Calibri" w:hAnsi="Calibri"/>
-                <w:color w:val="000000"/>
-                <w:sz w:val="18"/>
-                <w:szCs w:val="24"/>
+                <w:sz w:val="14"/>
+                <w:szCs w:val="14"/>
+              </w:rPr>
+            </w:pPr>
+            <w:r>
+              <w:rPr>
+                <w:rFonts w:ascii="Calibri" w:hAnsi="Calibri"/>
+                <w:color w:val="000000"/>
+                <w:sz w:val="14"/>
+                <w:szCs w:val="14"/>
               </w:rPr>
               <w:t>CP-012</w:t>
             </w:r>
@@ -5646,16 +5709,16 @@
           <w:p>
             <w:pPr>
               <w:rPr>
-                <w:sz w:val="18"/>
-                <w:szCs w:val="24"/>
-              </w:rPr>
-            </w:pPr>
-            <w:r>
-              <w:rPr>
-                <w:rFonts w:ascii="Calibri" w:hAnsi="Calibri"/>
-                <w:color w:val="000000"/>
-                <w:sz w:val="18"/>
-                <w:szCs w:val="24"/>
+                <w:sz w:val="14"/>
+                <w:szCs w:val="14"/>
+              </w:rPr>
+            </w:pPr>
+            <w:r>
+              <w:rPr>
+                <w:rFonts w:ascii="Calibri" w:hAnsi="Calibri"/>
+                <w:color w:val="000000"/>
+                <w:sz w:val="14"/>
+                <w:szCs w:val="14"/>
               </w:rPr>
               <w:t>Autenticación</w:t>
             </w:r>
@@ -5670,16 +5733,16 @@
           <w:p>
             <w:pPr>
               <w:rPr>
-                <w:sz w:val="18"/>
-                <w:szCs w:val="24"/>
-              </w:rPr>
-            </w:pPr>
-            <w:r>
-              <w:rPr>
-                <w:rFonts w:ascii="Calibri" w:hAnsi="Calibri"/>
-                <w:color w:val="000000"/>
-                <w:sz w:val="18"/>
-                <w:szCs w:val="24"/>
+                <w:sz w:val="14"/>
+                <w:szCs w:val="14"/>
+              </w:rPr>
+            </w:pPr>
+            <w:r>
+              <w:rPr>
+                <w:rFonts w:ascii="Calibri" w:hAnsi="Calibri"/>
+                <w:color w:val="000000"/>
+                <w:sz w:val="14"/>
+                <w:szCs w:val="14"/>
               </w:rPr>
               <w:t>POST /auth/login es ruta pública: no requiere token</w:t>
             </w:r>
@@ -5695,16 +5758,16 @@
             <w:pPr>
               <w:jc w:val="center"/>
               <w:rPr>
-                <w:sz w:val="18"/>
-                <w:szCs w:val="24"/>
-              </w:rPr>
-            </w:pPr>
-            <w:r>
-              <w:rPr>
-                <w:rFonts w:ascii="Calibri" w:hAnsi="Calibri"/>
-                <w:color w:val="000000"/>
-                <w:sz w:val="18"/>
-                <w:szCs w:val="24"/>
+                <w:sz w:val="14"/>
+                <w:szCs w:val="14"/>
+              </w:rPr>
+            </w:pPr>
+            <w:r>
+              <w:rPr>
+                <w:rFonts w:ascii="Calibri" w:hAnsi="Calibri"/>
+                <w:color w:val="000000"/>
+                <w:sz w:val="14"/>
+                <w:szCs w:val="14"/>
               </w:rPr>
               <w:t>Automatizada</w:t>
             </w:r>
@@ -5719,16 +5782,16 @@
           <w:p>
             <w:pPr>
               <w:rPr>
-                <w:sz w:val="18"/>
-                <w:szCs w:val="24"/>
-              </w:rPr>
-            </w:pPr>
-            <w:r>
-              <w:rPr>
-                <w:rFonts w:ascii="Calibri" w:hAnsi="Calibri"/>
-                <w:color w:val="000000"/>
-                <w:sz w:val="18"/>
-                <w:szCs w:val="24"/>
+                <w:sz w:val="14"/>
+                <w:szCs w:val="14"/>
+              </w:rPr>
+            </w:pPr>
+            <w:r>
+              <w:rPr>
+                <w:rFonts w:ascii="Calibri" w:hAnsi="Calibri"/>
+                <w:color w:val="000000"/>
+                <w:sz w:val="14"/>
+                <w:szCs w:val="14"/>
               </w:rPr>
               <w:t>Sin token. Body vacío {}.</w:t>
             </w:r>
@@ -5743,16 +5806,16 @@
           <w:p>
             <w:pPr>
               <w:rPr>
-                <w:sz w:val="18"/>
-                <w:szCs w:val="24"/>
-              </w:rPr>
-            </w:pPr>
-            <w:r>
-              <w:rPr>
-                <w:rFonts w:ascii="Calibri" w:hAnsi="Calibri"/>
-                <w:color w:val="000000"/>
-                <w:sz w:val="18"/>
-                <w:szCs w:val="24"/>
+                <w:sz w:val="14"/>
+                <w:szCs w:val="14"/>
+              </w:rPr>
+            </w:pPr>
+            <w:r>
+              <w:rPr>
+                <w:rFonts w:ascii="Calibri" w:hAnsi="Calibri"/>
+                <w:color w:val="000000"/>
+                <w:sz w:val="14"/>
+                <w:szCs w:val="14"/>
               </w:rPr>
               <w:t>POST /api/v1/auth/login con body {}.</w:t>
             </w:r>
@@ -5767,16 +5830,16 @@
           <w:p>
             <w:pPr>
               <w:rPr>
-                <w:sz w:val="18"/>
-                <w:szCs w:val="24"/>
-              </w:rPr>
-            </w:pPr>
-            <w:r>
-              <w:rPr>
-                <w:rFonts w:ascii="Calibri" w:hAnsi="Calibri"/>
-                <w:color w:val="000000"/>
-                <w:sz w:val="18"/>
-                <w:szCs w:val="24"/>
+                <w:sz w:val="14"/>
+                <w:szCs w:val="14"/>
+              </w:rPr>
+            </w:pPr>
+            <w:r>
+              <w:rPr>
+                <w:rFonts w:ascii="Calibri" w:hAnsi="Calibri"/>
+                <w:color w:val="000000"/>
+                <w:sz w:val="14"/>
+                <w:szCs w:val="14"/>
               </w:rPr>
               <w:t>HTTP 400 (campos faltantes), NO 401 ni 403.</w:t>
             </w:r>
@@ -5785,22 +5848,22 @@
         <w:tc>
           <w:tcPr>
             <w:tcW w:w="987" w:type="dxa"/>
-            <w:shd w:val="clear" w:color="auto" w:fill="FFFFFF"/>
-            <w:vAlign w:val="center"/>
-          </w:tcPr>
-          <w:p>
-            <w:pPr>
-              <w:rPr>
-                <w:sz w:val="18"/>
-                <w:szCs w:val="24"/>
-              </w:rPr>
-            </w:pPr>
-            <w:r>
-              <w:rPr>
-                <w:rFonts w:ascii="Calibri" w:hAnsi="Calibri"/>
-                <w:color w:val="000000"/>
-                <w:sz w:val="18"/>
-                <w:szCs w:val="24"/>
+            <w:shd w:val="clear" w:color="auto" w:fill="E2EFDA"/>
+            <w:vAlign w:val="center"/>
+          </w:tcPr>
+          <w:p>
+            <w:pPr>
+              <w:rPr>
+                <w:sz w:val="14"/>
+                <w:szCs w:val="14"/>
+              </w:rPr>
+            </w:pPr>
+            <w:r>
+              <w:rPr>
+                <w:rFonts w:ascii="Calibri" w:hAnsi="Calibri"/>
+                <w:color w:val="000000"/>
+                <w:sz w:val="14"/>
+                <w:szCs w:val="14"/>
               </w:rPr>
               <w:t>HTTP 400 – { error: 'Campos requeridos...' }</w:t>
             </w:r>
@@ -5816,16 +5879,16 @@
             <w:pPr>
               <w:jc w:val="center"/>
               <w:rPr>
-                <w:sz w:val="18"/>
-                <w:szCs w:val="24"/>
-              </w:rPr>
-            </w:pPr>
-            <w:r>
-              <w:rPr>
-                <w:rFonts w:ascii="Calibri" w:hAnsi="Calibri"/>
-                <w:color w:val="000000"/>
-                <w:sz w:val="18"/>
-                <w:szCs w:val="24"/>
+                <w:sz w:val="14"/>
+                <w:szCs w:val="14"/>
+              </w:rPr>
+            </w:pPr>
+            <w:r>
+              <w:rPr>
+                <w:rFonts w:ascii="Calibri" w:hAnsi="Calibri"/>
+                <w:color w:val="000000"/>
+                <w:sz w:val="14"/>
+                <w:szCs w:val="14"/>
               </w:rPr>
               <w:t>PASS</w:t>
             </w:r>
@@ -5834,22 +5897,22 @@
         <w:tc>
           <w:tcPr>
             <w:tcW w:w="1014" w:type="dxa"/>
-            <w:shd w:val="clear" w:color="auto" w:fill="FFFFFF"/>
-            <w:vAlign w:val="center"/>
-          </w:tcPr>
-          <w:p>
-            <w:pPr>
-              <w:rPr>
-                <w:sz w:val="18"/>
-                <w:szCs w:val="24"/>
-              </w:rPr>
-            </w:pPr>
-            <w:r>
-              <w:rPr>
-                <w:rFonts w:ascii="Calibri" w:hAnsi="Calibri"/>
-                <w:color w:val="000000"/>
-                <w:sz w:val="18"/>
-                <w:szCs w:val="24"/>
+            <w:shd w:val="clear" w:color="auto" w:fill="E2EFDA"/>
+            <w:vAlign w:val="center"/>
+          </w:tcPr>
+          <w:p>
+            <w:pPr>
+              <w:rPr>
+                <w:sz w:val="14"/>
+                <w:szCs w:val="14"/>
+              </w:rPr>
+            </w:pPr>
+            <w:r>
+              <w:rPr>
+                <w:rFonts w:ascii="Calibri" w:hAnsi="Calibri"/>
+                <w:color w:val="000000"/>
+                <w:sz w:val="14"/>
+                <w:szCs w:val="14"/>
               </w:rPr>
               <w:t>security.test.js – Test 12</w:t>
             </w:r>
@@ -5870,16 +5933,16 @@
             <w:pPr>
               <w:jc w:val="center"/>
               <w:rPr>
-                <w:sz w:val="18"/>
-                <w:szCs w:val="24"/>
-              </w:rPr>
-            </w:pPr>
-            <w:r>
-              <w:rPr>
-                <w:rFonts w:ascii="Calibri" w:hAnsi="Calibri"/>
-                <w:color w:val="000000"/>
-                <w:sz w:val="18"/>
-                <w:szCs w:val="24"/>
+                <w:sz w:val="14"/>
+                <w:szCs w:val="14"/>
+              </w:rPr>
+            </w:pPr>
+            <w:r>
+              <w:rPr>
+                <w:rFonts w:ascii="Calibri" w:hAnsi="Calibri"/>
+                <w:color w:val="000000"/>
+                <w:sz w:val="14"/>
+                <w:szCs w:val="14"/>
               </w:rPr>
               <w:t>CP-013</w:t>
             </w:r>
@@ -5894,16 +5957,16 @@
           <w:p>
             <w:pPr>
               <w:rPr>
-                <w:sz w:val="18"/>
-                <w:szCs w:val="24"/>
-              </w:rPr>
-            </w:pPr>
-            <w:r>
-              <w:rPr>
-                <w:rFonts w:ascii="Calibri" w:hAnsi="Calibri"/>
-                <w:color w:val="000000"/>
-                <w:sz w:val="18"/>
-                <w:szCs w:val="24"/>
+                <w:sz w:val="14"/>
+                <w:szCs w:val="14"/>
+              </w:rPr>
+            </w:pPr>
+            <w:r>
+              <w:rPr>
+                <w:rFonts w:ascii="Calibri" w:hAnsi="Calibri"/>
+                <w:color w:val="000000"/>
+                <w:sz w:val="14"/>
+                <w:szCs w:val="14"/>
               </w:rPr>
               <w:t>Infraestructura</w:t>
             </w:r>
@@ -5918,16 +5981,16 @@
           <w:p>
             <w:pPr>
               <w:rPr>
-                <w:sz w:val="18"/>
-                <w:szCs w:val="24"/>
-              </w:rPr>
-            </w:pPr>
-            <w:r>
-              <w:rPr>
-                <w:rFonts w:ascii="Calibri" w:hAnsi="Calibri"/>
-                <w:color w:val="000000"/>
-                <w:sz w:val="18"/>
-                <w:szCs w:val="24"/>
+                <w:sz w:val="14"/>
+                <w:szCs w:val="14"/>
+              </w:rPr>
+            </w:pPr>
+            <w:r>
+              <w:rPr>
+                <w:rFonts w:ascii="Calibri" w:hAnsi="Calibri"/>
+                <w:color w:val="000000"/>
+                <w:sz w:val="14"/>
+                <w:szCs w:val="14"/>
               </w:rPr>
               <w:t>GET /health: endpoint de salud público y sin autenticación</w:t>
             </w:r>
@@ -5943,16 +6006,16 @@
             <w:pPr>
               <w:jc w:val="center"/>
               <w:rPr>
-                <w:sz w:val="18"/>
-                <w:szCs w:val="24"/>
-              </w:rPr>
-            </w:pPr>
-            <w:r>
-              <w:rPr>
-                <w:rFonts w:ascii="Calibri" w:hAnsi="Calibri"/>
-                <w:color w:val="000000"/>
-                <w:sz w:val="18"/>
-                <w:szCs w:val="24"/>
+                <w:sz w:val="14"/>
+                <w:szCs w:val="14"/>
+              </w:rPr>
+            </w:pPr>
+            <w:r>
+              <w:rPr>
+                <w:rFonts w:ascii="Calibri" w:hAnsi="Calibri"/>
+                <w:color w:val="000000"/>
+                <w:sz w:val="14"/>
+                <w:szCs w:val="14"/>
               </w:rPr>
               <w:t>Automatizada</w:t>
             </w:r>
@@ -5967,16 +6030,16 @@
           <w:p>
             <w:pPr>
               <w:rPr>
-                <w:sz w:val="18"/>
-                <w:szCs w:val="24"/>
-              </w:rPr>
-            </w:pPr>
-            <w:r>
-              <w:rPr>
-                <w:rFonts w:ascii="Calibri" w:hAnsi="Calibri"/>
-                <w:color w:val="000000"/>
-                <w:sz w:val="18"/>
-                <w:szCs w:val="24"/>
+                <w:sz w:val="14"/>
+                <w:szCs w:val="14"/>
+              </w:rPr>
+            </w:pPr>
+            <w:r>
+              <w:rPr>
+                <w:rFonts w:ascii="Calibri" w:hAnsi="Calibri"/>
+                <w:color w:val="000000"/>
+                <w:sz w:val="14"/>
+                <w:szCs w:val="14"/>
               </w:rPr>
               <w:t>Servidor levantado. Sin token.</w:t>
             </w:r>
@@ -5991,16 +6054,16 @@
           <w:p>
             <w:pPr>
               <w:rPr>
-                <w:sz w:val="18"/>
-                <w:szCs w:val="24"/>
-              </w:rPr>
-            </w:pPr>
-            <w:r>
-              <w:rPr>
-                <w:rFonts w:ascii="Calibri" w:hAnsi="Calibri"/>
-                <w:color w:val="000000"/>
-                <w:sz w:val="18"/>
-                <w:szCs w:val="24"/>
+                <w:sz w:val="14"/>
+                <w:szCs w:val="14"/>
+              </w:rPr>
+            </w:pPr>
+            <w:r>
+              <w:rPr>
+                <w:rFonts w:ascii="Calibri" w:hAnsi="Calibri"/>
+                <w:color w:val="000000"/>
+                <w:sz w:val="14"/>
+                <w:szCs w:val="14"/>
               </w:rPr>
               <w:t>GET /health sin Authorization.</w:t>
             </w:r>
@@ -6015,16 +6078,16 @@
           <w:p>
             <w:pPr>
               <w:rPr>
-                <w:sz w:val="18"/>
-                <w:szCs w:val="24"/>
-              </w:rPr>
-            </w:pPr>
-            <w:r>
-              <w:rPr>
-                <w:rFonts w:ascii="Calibri" w:hAnsi="Calibri"/>
-                <w:color w:val="000000"/>
-                <w:sz w:val="18"/>
-                <w:szCs w:val="24"/>
+                <w:sz w:val="14"/>
+                <w:szCs w:val="14"/>
+              </w:rPr>
+            </w:pPr>
+            <w:r>
+              <w:rPr>
+                <w:rFonts w:ascii="Calibri" w:hAnsi="Calibri"/>
+                <w:color w:val="000000"/>
+                <w:sz w:val="14"/>
+                <w:szCs w:val="14"/>
               </w:rPr>
               <w:t>HTTP 200 con { status: 'ok' }.</w:t>
             </w:r>
@@ -6033,22 +6096,22 @@
         <w:tc>
           <w:tcPr>
             <w:tcW w:w="987" w:type="dxa"/>
-            <w:shd w:val="clear" w:color="auto" w:fill="F2F2F2"/>
-            <w:vAlign w:val="center"/>
-          </w:tcPr>
-          <w:p>
-            <w:pPr>
-              <w:rPr>
-                <w:sz w:val="18"/>
-                <w:szCs w:val="24"/>
-              </w:rPr>
-            </w:pPr>
-            <w:r>
-              <w:rPr>
-                <w:rFonts w:ascii="Calibri" w:hAnsi="Calibri"/>
-                <w:color w:val="000000"/>
-                <w:sz w:val="18"/>
-                <w:szCs w:val="24"/>
+            <w:shd w:val="clear" w:color="auto" w:fill="E2EFDA"/>
+            <w:vAlign w:val="center"/>
+          </w:tcPr>
+          <w:p>
+            <w:pPr>
+              <w:rPr>
+                <w:sz w:val="14"/>
+                <w:szCs w:val="14"/>
+              </w:rPr>
+            </w:pPr>
+            <w:r>
+              <w:rPr>
+                <w:rFonts w:ascii="Calibri" w:hAnsi="Calibri"/>
+                <w:color w:val="000000"/>
+                <w:sz w:val="14"/>
+                <w:szCs w:val="14"/>
               </w:rPr>
               <w:t>HTTP 200 – { status: 'ok', service: 'icaro-backend', ... }</w:t>
             </w:r>
@@ -6064,16 +6127,16 @@
             <w:pPr>
               <w:jc w:val="center"/>
               <w:rPr>
-                <w:sz w:val="18"/>
-                <w:szCs w:val="24"/>
-              </w:rPr>
-            </w:pPr>
-            <w:r>
-              <w:rPr>
-                <w:rFonts w:ascii="Calibri" w:hAnsi="Calibri"/>
-                <w:color w:val="000000"/>
-                <w:sz w:val="18"/>
-                <w:szCs w:val="24"/>
+                <w:sz w:val="14"/>
+                <w:szCs w:val="14"/>
+              </w:rPr>
+            </w:pPr>
+            <w:r>
+              <w:rPr>
+                <w:rFonts w:ascii="Calibri" w:hAnsi="Calibri"/>
+                <w:color w:val="000000"/>
+                <w:sz w:val="14"/>
+                <w:szCs w:val="14"/>
               </w:rPr>
               <w:t>PASS</w:t>
             </w:r>
@@ -6082,22 +6145,22 @@
         <w:tc>
           <w:tcPr>
             <w:tcW w:w="1014" w:type="dxa"/>
-            <w:shd w:val="clear" w:color="auto" w:fill="F2F2F2"/>
-            <w:vAlign w:val="center"/>
-          </w:tcPr>
-          <w:p>
-            <w:pPr>
-              <w:rPr>
-                <w:sz w:val="18"/>
-                <w:szCs w:val="24"/>
-              </w:rPr>
-            </w:pPr>
-            <w:r>
-              <w:rPr>
-                <w:rFonts w:ascii="Calibri" w:hAnsi="Calibri"/>
-                <w:color w:val="000000"/>
-                <w:sz w:val="18"/>
-                <w:szCs w:val="24"/>
+            <w:shd w:val="clear" w:color="auto" w:fill="E2EFDA"/>
+            <w:vAlign w:val="center"/>
+          </w:tcPr>
+          <w:p>
+            <w:pPr>
+              <w:rPr>
+                <w:sz w:val="14"/>
+                <w:szCs w:val="14"/>
+              </w:rPr>
+            </w:pPr>
+            <w:r>
+              <w:rPr>
+                <w:rFonts w:ascii="Calibri" w:hAnsi="Calibri"/>
+                <w:color w:val="000000"/>
+                <w:sz w:val="14"/>
+                <w:szCs w:val="14"/>
               </w:rPr>
               <w:t>security.test.js – Test 13</w:t>
             </w:r>
@@ -6118,16 +6181,16 @@
             <w:pPr>
               <w:jc w:val="center"/>
               <w:rPr>
-                <w:sz w:val="18"/>
-                <w:szCs w:val="24"/>
-              </w:rPr>
-            </w:pPr>
-            <w:r>
-              <w:rPr>
-                <w:rFonts w:ascii="Calibri" w:hAnsi="Calibri"/>
-                <w:color w:val="000000"/>
-                <w:sz w:val="18"/>
-                <w:szCs w:val="24"/>
+                <w:sz w:val="14"/>
+                <w:szCs w:val="14"/>
+              </w:rPr>
+            </w:pPr>
+            <w:r>
+              <w:rPr>
+                <w:rFonts w:ascii="Calibri" w:hAnsi="Calibri"/>
+                <w:color w:val="000000"/>
+                <w:sz w:val="14"/>
+                <w:szCs w:val="14"/>
               </w:rPr>
               <w:t>CP-014</w:t>
             </w:r>
@@ -6142,16 +6205,16 @@
           <w:p>
             <w:pPr>
               <w:rPr>
-                <w:sz w:val="18"/>
-                <w:szCs w:val="24"/>
-              </w:rPr>
-            </w:pPr>
-            <w:r>
-              <w:rPr>
-                <w:rFonts w:ascii="Calibri" w:hAnsi="Calibri"/>
-                <w:color w:val="000000"/>
-                <w:sz w:val="18"/>
-                <w:szCs w:val="24"/>
+                <w:sz w:val="14"/>
+                <w:szCs w:val="14"/>
+              </w:rPr>
+            </w:pPr>
+            <w:r>
+              <w:rPr>
+                <w:rFonts w:ascii="Calibri" w:hAnsi="Calibri"/>
+                <w:color w:val="000000"/>
+                <w:sz w:val="14"/>
+                <w:szCs w:val="14"/>
               </w:rPr>
               <w:t>Proyectos</w:t>
             </w:r>
@@ -6166,16 +6229,16 @@
           <w:p>
             <w:pPr>
               <w:rPr>
-                <w:sz w:val="18"/>
-                <w:szCs w:val="24"/>
-              </w:rPr>
-            </w:pPr>
-            <w:r>
-              <w:rPr>
-                <w:rFonts w:ascii="Calibri" w:hAnsi="Calibri"/>
-                <w:color w:val="000000"/>
-                <w:sz w:val="18"/>
-                <w:szCs w:val="24"/>
+                <w:sz w:val="14"/>
+                <w:szCs w:val="14"/>
+              </w:rPr>
+            </w:pPr>
+            <w:r>
+              <w:rPr>
+                <w:rFonts w:ascii="Calibri" w:hAnsi="Calibri"/>
+                <w:color w:val="000000"/>
+                <w:sz w:val="14"/>
+                <w:szCs w:val="14"/>
               </w:rPr>
               <w:t>GET /proyectos/:id sin token: ruta protegida correctamente</w:t>
             </w:r>
@@ -6191,16 +6254,16 @@
             <w:pPr>
               <w:jc w:val="center"/>
               <w:rPr>
-                <w:sz w:val="18"/>
-                <w:szCs w:val="24"/>
-              </w:rPr>
-            </w:pPr>
-            <w:r>
-              <w:rPr>
-                <w:rFonts w:ascii="Calibri" w:hAnsi="Calibri"/>
-                <w:color w:val="000000"/>
-                <w:sz w:val="18"/>
-                <w:szCs w:val="24"/>
+                <w:sz w:val="14"/>
+                <w:szCs w:val="14"/>
+              </w:rPr>
+            </w:pPr>
+            <w:r>
+              <w:rPr>
+                <w:rFonts w:ascii="Calibri" w:hAnsi="Calibri"/>
+                <w:color w:val="000000"/>
+                <w:sz w:val="14"/>
+                <w:szCs w:val="14"/>
               </w:rPr>
               <w:t>Automatizada</w:t>
             </w:r>
@@ -6215,16 +6278,16 @@
           <w:p>
             <w:pPr>
               <w:rPr>
-                <w:sz w:val="18"/>
-                <w:szCs w:val="24"/>
-              </w:rPr>
-            </w:pPr>
-            <w:r>
-              <w:rPr>
-                <w:rFonts w:ascii="Calibri" w:hAnsi="Calibri"/>
-                <w:color w:val="000000"/>
-                <w:sz w:val="18"/>
-                <w:szCs w:val="24"/>
+                <w:sz w:val="14"/>
+                <w:szCs w:val="14"/>
+              </w:rPr>
+            </w:pPr>
+            <w:r>
+              <w:rPr>
+                <w:rFonts w:ascii="Calibri" w:hAnsi="Calibri"/>
+                <w:color w:val="000000"/>
+                <w:sz w:val="14"/>
+                <w:szCs w:val="14"/>
               </w:rPr>
               <w:t>Sin cabecera Authorization.</w:t>
             </w:r>
@@ -6239,16 +6302,16 @@
           <w:p>
             <w:pPr>
               <w:rPr>
-                <w:sz w:val="18"/>
-                <w:szCs w:val="24"/>
-              </w:rPr>
-            </w:pPr>
-            <w:r>
-              <w:rPr>
-                <w:rFonts w:ascii="Calibri" w:hAnsi="Calibri"/>
-                <w:color w:val="000000"/>
-                <w:sz w:val="18"/>
-                <w:szCs w:val="24"/>
+                <w:sz w:val="14"/>
+                <w:szCs w:val="14"/>
+              </w:rPr>
+            </w:pPr>
+            <w:r>
+              <w:rPr>
+                <w:rFonts w:ascii="Calibri" w:hAnsi="Calibri"/>
+                <w:color w:val="000000"/>
+                <w:sz w:val="14"/>
+                <w:szCs w:val="14"/>
               </w:rPr>
               <w:t>GET /api/v1/proyectos/proyecto-inexistente-uuid sin token.</w:t>
             </w:r>
@@ -6263,16 +6326,16 @@
           <w:p>
             <w:pPr>
               <w:rPr>
-                <w:sz w:val="18"/>
-                <w:szCs w:val="24"/>
-              </w:rPr>
-            </w:pPr>
-            <w:r>
-              <w:rPr>
-                <w:rFonts w:ascii="Calibri" w:hAnsi="Calibri"/>
-                <w:color w:val="000000"/>
-                <w:sz w:val="18"/>
-                <w:szCs w:val="24"/>
+                <w:sz w:val="14"/>
+                <w:szCs w:val="14"/>
+              </w:rPr>
+            </w:pPr>
+            <w:r>
+              <w:rPr>
+                <w:rFonts w:ascii="Calibri" w:hAnsi="Calibri"/>
+                <w:color w:val="000000"/>
+                <w:sz w:val="14"/>
+                <w:szCs w:val="14"/>
               </w:rPr>
               <w:t>HTTP 401.</w:t>
             </w:r>
@@ -6281,22 +6344,22 @@
         <w:tc>
           <w:tcPr>
             <w:tcW w:w="987" w:type="dxa"/>
-            <w:shd w:val="clear" w:color="auto" w:fill="FFFFFF"/>
-            <w:vAlign w:val="center"/>
-          </w:tcPr>
-          <w:p>
-            <w:pPr>
-              <w:rPr>
-                <w:sz w:val="18"/>
-                <w:szCs w:val="24"/>
-              </w:rPr>
-            </w:pPr>
-            <w:r>
-              <w:rPr>
-                <w:rFonts w:ascii="Calibri" w:hAnsi="Calibri"/>
-                <w:color w:val="000000"/>
-                <w:sz w:val="18"/>
-                <w:szCs w:val="24"/>
+            <w:shd w:val="clear" w:color="auto" w:fill="E2EFDA"/>
+            <w:vAlign w:val="center"/>
+          </w:tcPr>
+          <w:p>
+            <w:pPr>
+              <w:rPr>
+                <w:sz w:val="14"/>
+                <w:szCs w:val="14"/>
+              </w:rPr>
+            </w:pPr>
+            <w:r>
+              <w:rPr>
+                <w:rFonts w:ascii="Calibri" w:hAnsi="Calibri"/>
+                <w:color w:val="000000"/>
+                <w:sz w:val="14"/>
+                <w:szCs w:val="14"/>
               </w:rPr>
               <w:t>HTTP 401.</w:t>
             </w:r>
@@ -6312,16 +6375,16 @@
             <w:pPr>
               <w:jc w:val="center"/>
               <w:rPr>
-                <w:sz w:val="18"/>
-                <w:szCs w:val="24"/>
-              </w:rPr>
-            </w:pPr>
-            <w:r>
-              <w:rPr>
-                <w:rFonts w:ascii="Calibri" w:hAnsi="Calibri"/>
-                <w:color w:val="000000"/>
-                <w:sz w:val="18"/>
-                <w:szCs w:val="24"/>
+                <w:sz w:val="14"/>
+                <w:szCs w:val="14"/>
+              </w:rPr>
+            </w:pPr>
+            <w:r>
+              <w:rPr>
+                <w:rFonts w:ascii="Calibri" w:hAnsi="Calibri"/>
+                <w:color w:val="000000"/>
+                <w:sz w:val="14"/>
+                <w:szCs w:val="14"/>
               </w:rPr>
               <w:t>PASS</w:t>
             </w:r>
@@ -6330,22 +6393,22 @@
         <w:tc>
           <w:tcPr>
             <w:tcW w:w="1014" w:type="dxa"/>
-            <w:shd w:val="clear" w:color="auto" w:fill="FFFFFF"/>
-            <w:vAlign w:val="center"/>
-          </w:tcPr>
-          <w:p>
-            <w:pPr>
-              <w:rPr>
-                <w:sz w:val="18"/>
-                <w:szCs w:val="24"/>
-              </w:rPr>
-            </w:pPr>
-            <w:r>
-              <w:rPr>
-                <w:rFonts w:ascii="Calibri" w:hAnsi="Calibri"/>
-                <w:color w:val="000000"/>
-                <w:sz w:val="18"/>
-                <w:szCs w:val="24"/>
+            <w:shd w:val="clear" w:color="auto" w:fill="E2EFDA"/>
+            <w:vAlign w:val="center"/>
+          </w:tcPr>
+          <w:p>
+            <w:pPr>
+              <w:rPr>
+                <w:sz w:val="14"/>
+                <w:szCs w:val="14"/>
+              </w:rPr>
+            </w:pPr>
+            <w:r>
+              <w:rPr>
+                <w:rFonts w:ascii="Calibri" w:hAnsi="Calibri"/>
+                <w:color w:val="000000"/>
+                <w:sz w:val="14"/>
+                <w:szCs w:val="14"/>
               </w:rPr>
               <w:t>security.test.js – Test 14</w:t>
             </w:r>
@@ -6366,18 +6429,17 @@
             <w:pPr>
               <w:jc w:val="center"/>
               <w:rPr>
-                <w:sz w:val="18"/>
-                <w:szCs w:val="24"/>
-              </w:rPr>
-            </w:pPr>
-            <w:r>
-              <w:rPr>
-                <w:rFonts w:ascii="Calibri" w:hAnsi="Calibri"/>
-                <w:color w:val="000000"/>
-                <w:sz w:val="18"/>
-                <w:szCs w:val="24"/>
-              </w:rPr>
-              <w:lastRenderedPageBreak/>
+                <w:sz w:val="14"/>
+                <w:szCs w:val="14"/>
+              </w:rPr>
+            </w:pPr>
+            <w:r>
+              <w:rPr>
+                <w:rFonts w:ascii="Calibri" w:hAnsi="Calibri"/>
+                <w:color w:val="000000"/>
+                <w:sz w:val="14"/>
+                <w:szCs w:val="14"/>
+              </w:rPr>
               <w:t>CP-015</w:t>
             </w:r>
           </w:p>
@@ -6391,16 +6453,16 @@
           <w:p>
             <w:pPr>
               <w:rPr>
-                <w:sz w:val="18"/>
-                <w:szCs w:val="24"/>
-              </w:rPr>
-            </w:pPr>
-            <w:r>
-              <w:rPr>
-                <w:rFonts w:ascii="Calibri" w:hAnsi="Calibri"/>
-                <w:color w:val="000000"/>
-                <w:sz w:val="18"/>
-                <w:szCs w:val="24"/>
+                <w:sz w:val="14"/>
+                <w:szCs w:val="14"/>
+              </w:rPr>
+            </w:pPr>
+            <w:r>
+              <w:rPr>
+                <w:rFonts w:ascii="Calibri" w:hAnsi="Calibri"/>
+                <w:color w:val="000000"/>
+                <w:sz w:val="14"/>
+                <w:szCs w:val="14"/>
               </w:rPr>
               <w:t>Proyectos</w:t>
             </w:r>
@@ -6415,16 +6477,16 @@
           <w:p>
             <w:pPr>
               <w:rPr>
-                <w:sz w:val="18"/>
-                <w:szCs w:val="24"/>
-              </w:rPr>
-            </w:pPr>
-            <w:r>
-              <w:rPr>
-                <w:rFonts w:ascii="Calibri" w:hAnsi="Calibri"/>
-                <w:color w:val="000000"/>
-                <w:sz w:val="18"/>
-                <w:szCs w:val="24"/>
+                <w:sz w:val="14"/>
+                <w:szCs w:val="14"/>
+              </w:rPr>
+            </w:pPr>
+            <w:r>
+              <w:rPr>
+                <w:rFonts w:ascii="Calibri" w:hAnsi="Calibri"/>
+                <w:color w:val="000000"/>
+                <w:sz w:val="14"/>
+                <w:szCs w:val="14"/>
               </w:rPr>
               <w:t>GET /proyectos/:id con Residente sin asignación: acceso denegado</w:t>
             </w:r>
@@ -6440,16 +6502,16 @@
             <w:pPr>
               <w:jc w:val="center"/>
               <w:rPr>
-                <w:sz w:val="18"/>
-                <w:szCs w:val="24"/>
-              </w:rPr>
-            </w:pPr>
-            <w:r>
-              <w:rPr>
-                <w:rFonts w:ascii="Calibri" w:hAnsi="Calibri"/>
-                <w:color w:val="000000"/>
-                <w:sz w:val="18"/>
-                <w:szCs w:val="24"/>
+                <w:sz w:val="14"/>
+                <w:szCs w:val="14"/>
+              </w:rPr>
+            </w:pPr>
+            <w:r>
+              <w:rPr>
+                <w:rFonts w:ascii="Calibri" w:hAnsi="Calibri"/>
+                <w:color w:val="000000"/>
+                <w:sz w:val="14"/>
+                <w:szCs w:val="14"/>
               </w:rPr>
               <w:t>Automatizada</w:t>
             </w:r>
@@ -6464,16 +6526,16 @@
           <w:p>
             <w:pPr>
               <w:rPr>
-                <w:sz w:val="18"/>
-                <w:szCs w:val="24"/>
-              </w:rPr>
-            </w:pPr>
-            <w:r>
-              <w:rPr>
-                <w:rFonts w:ascii="Calibri" w:hAnsi="Calibri"/>
-                <w:color w:val="000000"/>
-                <w:sz w:val="18"/>
-                <w:szCs w:val="24"/>
+                <w:sz w:val="14"/>
+                <w:szCs w:val="14"/>
+              </w:rPr>
+            </w:pPr>
+            <w:r>
+              <w:rPr>
+                <w:rFonts w:ascii="Calibri" w:hAnsi="Calibri"/>
+                <w:color w:val="000000"/>
+                <w:sz w:val="14"/>
+                <w:szCs w:val="14"/>
               </w:rPr>
               <w:t>Token Residente válido. Proyecto UUID sin asignación.</w:t>
             </w:r>
@@ -6488,16 +6550,16 @@
           <w:p>
             <w:pPr>
               <w:rPr>
-                <w:sz w:val="18"/>
-                <w:szCs w:val="24"/>
-              </w:rPr>
-            </w:pPr>
-            <w:r>
-              <w:rPr>
-                <w:rFonts w:ascii="Calibri" w:hAnsi="Calibri"/>
-                <w:color w:val="000000"/>
-                <w:sz w:val="18"/>
-                <w:szCs w:val="24"/>
+                <w:sz w:val="14"/>
+                <w:szCs w:val="14"/>
+              </w:rPr>
+            </w:pPr>
+            <w:r>
+              <w:rPr>
+                <w:rFonts w:ascii="Calibri" w:hAnsi="Calibri"/>
+                <w:color w:val="000000"/>
+                <w:sz w:val="14"/>
+                <w:szCs w:val="14"/>
               </w:rPr>
               <w:t>GET /api/v1/proyectos/00000000-...-0001 con Bearer &lt;token_residente&gt;.</w:t>
             </w:r>
@@ -6512,16 +6574,16 @@
           <w:p>
             <w:pPr>
               <w:rPr>
-                <w:sz w:val="18"/>
-                <w:szCs w:val="24"/>
-              </w:rPr>
-            </w:pPr>
-            <w:r>
-              <w:rPr>
-                <w:rFonts w:ascii="Calibri" w:hAnsi="Calibri"/>
-                <w:color w:val="000000"/>
-                <w:sz w:val="18"/>
-                <w:szCs w:val="24"/>
+                <w:sz w:val="14"/>
+                <w:szCs w:val="14"/>
+              </w:rPr>
+            </w:pPr>
+            <w:r>
+              <w:rPr>
+                <w:rFonts w:ascii="Calibri" w:hAnsi="Calibri"/>
+                <w:color w:val="000000"/>
+                <w:sz w:val="14"/>
+                <w:szCs w:val="14"/>
               </w:rPr>
               <w:t>HTTP 403 (no asignado) o 404/500 sin BD.</w:t>
             </w:r>
@@ -6530,22 +6592,22 @@
         <w:tc>
           <w:tcPr>
             <w:tcW w:w="987" w:type="dxa"/>
-            <w:shd w:val="clear" w:color="auto" w:fill="F2F2F2"/>
-            <w:vAlign w:val="center"/>
-          </w:tcPr>
-          <w:p>
-            <w:pPr>
-              <w:rPr>
-                <w:sz w:val="18"/>
-                <w:szCs w:val="24"/>
-              </w:rPr>
-            </w:pPr>
-            <w:r>
-              <w:rPr>
-                <w:rFonts w:ascii="Calibri" w:hAnsi="Calibri"/>
-                <w:color w:val="000000"/>
-                <w:sz w:val="18"/>
-                <w:szCs w:val="24"/>
+            <w:shd w:val="clear" w:color="auto" w:fill="E2EFDA"/>
+            <w:vAlign w:val="center"/>
+          </w:tcPr>
+          <w:p>
+            <w:pPr>
+              <w:rPr>
+                <w:sz w:val="14"/>
+                <w:szCs w:val="14"/>
+              </w:rPr>
+            </w:pPr>
+            <w:r>
+              <w:rPr>
+                <w:rFonts w:ascii="Calibri" w:hAnsi="Calibri"/>
+                <w:color w:val="000000"/>
+                <w:sz w:val="14"/>
+                <w:szCs w:val="14"/>
               </w:rPr>
               <w:t>HTTP 403 o 500 según disponibilidad de BD.</w:t>
             </w:r>
@@ -6561,16 +6623,16 @@
             <w:pPr>
               <w:jc w:val="center"/>
               <w:rPr>
-                <w:sz w:val="18"/>
-                <w:szCs w:val="24"/>
-              </w:rPr>
-            </w:pPr>
-            <w:r>
-              <w:rPr>
-                <w:rFonts w:ascii="Calibri" w:hAnsi="Calibri"/>
-                <w:color w:val="000000"/>
-                <w:sz w:val="18"/>
-                <w:szCs w:val="24"/>
+                <w:sz w:val="14"/>
+                <w:szCs w:val="14"/>
+              </w:rPr>
+            </w:pPr>
+            <w:r>
+              <w:rPr>
+                <w:rFonts w:ascii="Calibri" w:hAnsi="Calibri"/>
+                <w:color w:val="000000"/>
+                <w:sz w:val="14"/>
+                <w:szCs w:val="14"/>
               </w:rPr>
               <w:t>PASS</w:t>
             </w:r>
@@ -6579,22 +6641,22 @@
         <w:tc>
           <w:tcPr>
             <w:tcW w:w="1014" w:type="dxa"/>
-            <w:shd w:val="clear" w:color="auto" w:fill="F2F2F2"/>
-            <w:vAlign w:val="center"/>
-          </w:tcPr>
-          <w:p>
-            <w:pPr>
-              <w:rPr>
-                <w:sz w:val="18"/>
-                <w:szCs w:val="24"/>
-              </w:rPr>
-            </w:pPr>
-            <w:r>
-              <w:rPr>
-                <w:rFonts w:ascii="Calibri" w:hAnsi="Calibri"/>
-                <w:color w:val="000000"/>
-                <w:sz w:val="18"/>
-                <w:szCs w:val="24"/>
+            <w:shd w:val="clear" w:color="auto" w:fill="E2EFDA"/>
+            <w:vAlign w:val="center"/>
+          </w:tcPr>
+          <w:p>
+            <w:pPr>
+              <w:rPr>
+                <w:sz w:val="14"/>
+                <w:szCs w:val="14"/>
+              </w:rPr>
+            </w:pPr>
+            <w:r>
+              <w:rPr>
+                <w:rFonts w:ascii="Calibri" w:hAnsi="Calibri"/>
+                <w:color w:val="000000"/>
+                <w:sz w:val="14"/>
+                <w:szCs w:val="14"/>
               </w:rPr>
               <w:t>security.test.js – Test 15</w:t>
             </w:r>
@@ -7174,6 +7236,11 @@
           </w:tcPr>
           <w:p>
             <w:pPr>
+              <w:pStyle w:val="Prrafodelista"/>
+              <w:numPr>
+                <w:ilvl w:val="0"/>
+                <w:numId w:val="10"/>
+              </w:numPr>
               <w:rPr>
                 <w:szCs w:val="28"/>
               </w:rPr>
@@ -7186,40 +7253,84 @@
               </w:rPr>
               <w:t>Test Suites: 1 passed, 1 total</w:t>
             </w:r>
-            <w:r>
-              <w:rPr>
-                <w:rFonts w:ascii="Calibri" w:hAnsi="Calibri"/>
-                <w:color w:val="000000"/>
-                <w:szCs w:val="28"/>
-              </w:rPr>
-              <w:br/>
+          </w:p>
+          <w:p>
+            <w:pPr>
+              <w:pStyle w:val="Prrafodelista"/>
+              <w:numPr>
+                <w:ilvl w:val="0"/>
+                <w:numId w:val="10"/>
+              </w:numPr>
+              <w:rPr>
+                <w:szCs w:val="28"/>
+              </w:rPr>
+            </w:pPr>
+            <w:r>
+              <w:rPr>
+                <w:rFonts w:ascii="Calibri" w:hAnsi="Calibri"/>
+                <w:color w:val="000000"/>
+                <w:szCs w:val="28"/>
+              </w:rPr>
               <w:t>Tests:       15 passed, 15 total</w:t>
             </w:r>
-            <w:r>
-              <w:rPr>
-                <w:rFonts w:ascii="Calibri" w:hAnsi="Calibri"/>
-                <w:color w:val="000000"/>
-                <w:szCs w:val="28"/>
-              </w:rPr>
-              <w:br/>
+          </w:p>
+          <w:p>
+            <w:pPr>
+              <w:pStyle w:val="Prrafodelista"/>
+              <w:numPr>
+                <w:ilvl w:val="0"/>
+                <w:numId w:val="10"/>
+              </w:numPr>
+              <w:rPr>
+                <w:szCs w:val="28"/>
+              </w:rPr>
+            </w:pPr>
+            <w:r>
+              <w:rPr>
+                <w:rFonts w:ascii="Calibri" w:hAnsi="Calibri"/>
+                <w:color w:val="000000"/>
+                <w:szCs w:val="28"/>
+              </w:rPr>
               <w:t>Snapshots:   0 total</w:t>
             </w:r>
-            <w:r>
-              <w:rPr>
-                <w:rFonts w:ascii="Calibri" w:hAnsi="Calibri"/>
-                <w:color w:val="000000"/>
-                <w:szCs w:val="28"/>
-              </w:rPr>
-              <w:br/>
+          </w:p>
+          <w:p>
+            <w:pPr>
+              <w:pStyle w:val="Prrafodelista"/>
+              <w:numPr>
+                <w:ilvl w:val="0"/>
+                <w:numId w:val="10"/>
+              </w:numPr>
+              <w:rPr>
+                <w:szCs w:val="28"/>
+              </w:rPr>
+            </w:pPr>
+            <w:r>
+              <w:rPr>
+                <w:rFonts w:ascii="Calibri" w:hAnsi="Calibri"/>
+                <w:color w:val="000000"/>
+                <w:szCs w:val="28"/>
+              </w:rPr>
               <w:t>Time:        ~2-3 s</w:t>
             </w:r>
-            <w:r>
-              <w:rPr>
-                <w:rFonts w:ascii="Calibri" w:hAnsi="Calibri"/>
-                <w:color w:val="000000"/>
-                <w:szCs w:val="28"/>
-              </w:rPr>
-              <w:br/>
+          </w:p>
+          <w:p>
+            <w:pPr>
+              <w:pStyle w:val="Prrafodelista"/>
+              <w:numPr>
+                <w:ilvl w:val="0"/>
+                <w:numId w:val="10"/>
+              </w:numPr>
+              <w:rPr>
+                <w:szCs w:val="28"/>
+              </w:rPr>
+            </w:pPr>
+            <w:r>
+              <w:rPr>
+                <w:rFonts w:ascii="Calibri" w:hAnsi="Calibri"/>
+                <w:color w:val="000000"/>
+                <w:szCs w:val="28"/>
+              </w:rPr>
               <w:t>Ran all test suites matching /security.test.js/</w:t>
             </w:r>
           </w:p>
@@ -7292,7 +7403,16 @@
                 <w:color w:val="000000"/>
                 <w:szCs w:val="28"/>
               </w:rPr>
-              <w:t>El Sprint 01 alcanzó el nivel de calidad esperado. La cobertura de pruebas de seguridad es del 100% (15/15 PASS). No se identificaron vulnerabilidades de autenticación ni de control de acceso. El sistema responde correctamente a todos los escenarios de error (401/403).</w:t>
+              <w:t xml:space="preserve">El Sprint 01 alcanzó el nivel de calidad esperado. La cobertura de pruebas de seguridad es del 100% (15/15 PASS). No se identificaron vulnerabilidades de autenticación ni de control de acceso. El sistema responde correctamente a todos los escenarios </w:t>
+            </w:r>
+            <w:r>
+              <w:rPr>
+                <w:rFonts w:ascii="Calibri" w:hAnsi="Calibri"/>
+                <w:color w:val="000000"/>
+                <w:szCs w:val="28"/>
+              </w:rPr>
+              <w:lastRenderedPageBreak/>
+              <w:t>de error (401/403).</w:t>
             </w:r>
           </w:p>
         </w:tc>
@@ -7319,6 +7439,7 @@
                 <w:b/>
                 <w:szCs w:val="28"/>
               </w:rPr>
+              <w:lastRenderedPageBreak/>
               <w:t>Módulos con cobertura insuficiente</w:t>
             </w:r>
           </w:p>
@@ -7466,7 +7587,6 @@
         <w:pStyle w:val="Ttulo1"/>
       </w:pPr>
       <w:r>
-        <w:lastRenderedPageBreak/>
         <w:t>9. Glosario</w:t>
       </w:r>
     </w:p>
@@ -8112,6 +8232,119 @@
       </w:rPr>
     </w:lvl>
   </w:abstractNum>
+  <w:abstractNum w:abstractNumId="9" w15:restartNumberingAfterBreak="0">
+    <w:nsid w:val="25586218"/>
+    <w:multiLevelType w:val="hybridMultilevel"/>
+    <w:tmpl w:val="035A169A"/>
+    <w:lvl w:ilvl="0" w:tplc="300A0001">
+      <w:start w:val="1"/>
+      <w:numFmt w:val="bullet"/>
+      <w:lvlText w:val=""/>
+      <w:lvlJc w:val="left"/>
+      <w:pPr>
+        <w:ind w:left="720" w:hanging="360"/>
+      </w:pPr>
+      <w:rPr>
+        <w:rFonts w:ascii="Symbol" w:hAnsi="Symbol" w:hint="default"/>
+      </w:rPr>
+    </w:lvl>
+    <w:lvl w:ilvl="1" w:tplc="300A0003" w:tentative="1">
+      <w:start w:val="1"/>
+      <w:numFmt w:val="bullet"/>
+      <w:lvlText w:val="o"/>
+      <w:lvlJc w:val="left"/>
+      <w:pPr>
+        <w:ind w:left="1440" w:hanging="360"/>
+      </w:pPr>
+      <w:rPr>
+        <w:rFonts w:ascii="Courier New" w:hAnsi="Courier New" w:cs="Courier New" w:hint="default"/>
+      </w:rPr>
+    </w:lvl>
+    <w:lvl w:ilvl="2" w:tplc="300A0005" w:tentative="1">
+      <w:start w:val="1"/>
+      <w:numFmt w:val="bullet"/>
+      <w:lvlText w:val=""/>
+      <w:lvlJc w:val="left"/>
+      <w:pPr>
+        <w:ind w:left="2160" w:hanging="360"/>
+      </w:pPr>
+      <w:rPr>
+        <w:rFonts w:ascii="Wingdings" w:hAnsi="Wingdings" w:hint="default"/>
+      </w:rPr>
+    </w:lvl>
+    <w:lvl w:ilvl="3" w:tplc="300A0001" w:tentative="1">
+      <w:start w:val="1"/>
+      <w:numFmt w:val="bullet"/>
+      <w:lvlText w:val=""/>
+      <w:lvlJc w:val="left"/>
+      <w:pPr>
+        <w:ind w:left="2880" w:hanging="360"/>
+      </w:pPr>
+      <w:rPr>
+        <w:rFonts w:ascii="Symbol" w:hAnsi="Symbol" w:hint="default"/>
+      </w:rPr>
+    </w:lvl>
+    <w:lvl w:ilvl="4" w:tplc="300A0003" w:tentative="1">
+      <w:start w:val="1"/>
+      <w:numFmt w:val="bullet"/>
+      <w:lvlText w:val="o"/>
+      <w:lvlJc w:val="left"/>
+      <w:pPr>
+        <w:ind w:left="3600" w:hanging="360"/>
+      </w:pPr>
+      <w:rPr>
+        <w:rFonts w:ascii="Courier New" w:hAnsi="Courier New" w:cs="Courier New" w:hint="default"/>
+      </w:rPr>
+    </w:lvl>
+    <w:lvl w:ilvl="5" w:tplc="300A0005" w:tentative="1">
+      <w:start w:val="1"/>
+      <w:numFmt w:val="bullet"/>
+      <w:lvlText w:val=""/>
+      <w:lvlJc w:val="left"/>
+      <w:pPr>
+        <w:ind w:left="4320" w:hanging="360"/>
+      </w:pPr>
+      <w:rPr>
+        <w:rFonts w:ascii="Wingdings" w:hAnsi="Wingdings" w:hint="default"/>
+      </w:rPr>
+    </w:lvl>
+    <w:lvl w:ilvl="6" w:tplc="300A0001" w:tentative="1">
+      <w:start w:val="1"/>
+      <w:numFmt w:val="bullet"/>
+      <w:lvlText w:val=""/>
+      <w:lvlJc w:val="left"/>
+      <w:pPr>
+        <w:ind w:left="5040" w:hanging="360"/>
+      </w:pPr>
+      <w:rPr>
+        <w:rFonts w:ascii="Symbol" w:hAnsi="Symbol" w:hint="default"/>
+      </w:rPr>
+    </w:lvl>
+    <w:lvl w:ilvl="7" w:tplc="300A0003" w:tentative="1">
+      <w:start w:val="1"/>
+      <w:numFmt w:val="bullet"/>
+      <w:lvlText w:val="o"/>
+      <w:lvlJc w:val="left"/>
+      <w:pPr>
+        <w:ind w:left="5760" w:hanging="360"/>
+      </w:pPr>
+      <w:rPr>
+        <w:rFonts w:ascii="Courier New" w:hAnsi="Courier New" w:cs="Courier New" w:hint="default"/>
+      </w:rPr>
+    </w:lvl>
+    <w:lvl w:ilvl="8" w:tplc="300A0005" w:tentative="1">
+      <w:start w:val="1"/>
+      <w:numFmt w:val="bullet"/>
+      <w:lvlText w:val=""/>
+      <w:lvlJc w:val="left"/>
+      <w:pPr>
+        <w:ind w:left="6480" w:hanging="360"/>
+      </w:pPr>
+      <w:rPr>
+        <w:rFonts w:ascii="Wingdings" w:hAnsi="Wingdings" w:hint="default"/>
+      </w:rPr>
+    </w:lvl>
+  </w:abstractNum>
   <w:num w:numId="1" w16cid:durableId="520507076">
     <w:abstractNumId w:val="8"/>
   </w:num>
@@ -8138,6 +8371,9 @@
   </w:num>
   <w:num w:numId="9" w16cid:durableId="1079713303">
     <w:abstractNumId w:val="0"/>
+  </w:num>
+  <w:num w:numId="10" w16cid:durableId="1105735943">
+    <w:abstractNumId w:val="9"/>
   </w:num>
 </w:numbering>
 </file>
@@ -8543,7 +8779,7 @@
     <w:link w:val="Ttulo1Car"/>
     <w:uiPriority w:val="9"/>
     <w:qFormat/>
-    <w:rsid w:val="00236E0F"/>
+    <w:rsid w:val="00DC5022"/>
     <w:pPr>
       <w:keepNext/>
       <w:keepLines/>
@@ -8554,7 +8790,6 @@
       <w:rFonts w:asciiTheme="majorHAnsi" w:eastAsiaTheme="majorEastAsia" w:hAnsiTheme="majorHAnsi" w:cstheme="majorBidi"/>
       <w:b/>
       <w:bCs/>
-      <w:color w:val="1F497D" w:themeColor="text2"/>
       <w:szCs w:val="28"/>
     </w:rPr>
   </w:style>
@@ -8829,13 +9064,13 @@
     <w:basedOn w:val="Fuentedeprrafopredeter"/>
     <w:link w:val="Ttulo1"/>
     <w:uiPriority w:val="9"/>
-    <w:rsid w:val="00236E0F"/>
+    <w:rsid w:val="00DC5022"/>
     <w:rPr>
       <w:rFonts w:asciiTheme="majorHAnsi" w:eastAsiaTheme="majorEastAsia" w:hAnsiTheme="majorHAnsi" w:cstheme="majorBidi"/>
       <w:b/>
       <w:bCs/>
-      <w:color w:val="1F497D" w:themeColor="text2"/>
       <w:szCs w:val="28"/>
+      <w:lang w:val="es-EC"/>
     </w:rPr>
   </w:style>
   <w:style w:type="character" w:customStyle="1" w:styleId="Ttulo2Car">
